--- a/Exc3/ADR.docx
+++ b/Exc3/ADR.docx
@@ -36,7 +36,6 @@
         </w:rPr>
         <w:t>С</w:t>
       </w:r>
-      <w:proofErr w:type="spellStart"/>
       <w:r>
         <w:rPr>
           <w:b/>
@@ -46,7 +45,6 @@
         </w:rPr>
         <w:t>хем</w:t>
       </w:r>
-      <w:proofErr w:type="spellEnd"/>
       <w:r>
         <w:rPr>
           <w:b/>
@@ -100,29 +98,7 @@
           <w:szCs w:val="26"/>
           <w:lang w:val="ru-RU"/>
         </w:rPr>
-        <w:t xml:space="preserve"> </w:t>
-      </w:r>
-      <w:proofErr w:type="spellStart"/>
-      <w:r>
-        <w:rPr>
-          <w:b/>
-          <w:color w:val="000000"/>
-          <w:sz w:val="26"/>
-          <w:szCs w:val="26"/>
-          <w:lang w:val="ru-RU"/>
-        </w:rPr>
-        <w:t>Профатилов</w:t>
-      </w:r>
-      <w:proofErr w:type="spellEnd"/>
-      <w:r>
-        <w:rPr>
-          <w:b/>
-          <w:color w:val="000000"/>
-          <w:sz w:val="26"/>
-          <w:szCs w:val="26"/>
-          <w:lang w:val="ru-RU"/>
-        </w:rPr>
-        <w:t xml:space="preserve"> А.</w:t>
+        <w:t xml:space="preserve"> Профатилов А.</w:t>
       </w:r>
       <w:r>
         <w:rPr>
@@ -377,19 +353,11 @@
             </w:tcMar>
           </w:tcPr>
           <w:p>
-            <w:proofErr w:type="spellStart"/>
             <w:r>
               <w:rPr>
                 <w:b/>
               </w:rPr>
-              <w:t>Use</w:t>
-            </w:r>
-            <w:proofErr w:type="spellEnd"/>
-            <w:r>
-              <w:rPr>
-                <w:b/>
-              </w:rPr>
-              <w:t xml:space="preserve"> Case</w:t>
+              <w:t>Use Case</w:t>
             </w:r>
           </w:p>
         </w:tc>
@@ -1097,13 +1065,8 @@
               </w:rPr>
               <w:t>л</w:t>
             </w:r>
-            <w:proofErr w:type="spellStart"/>
-            <w:r>
-              <w:t>жно</w:t>
-            </w:r>
-            <w:proofErr w:type="spellEnd"/>
-            <w:r>
-              <w:t xml:space="preserve"> быть защищено протоколом TLS 1.3</w:t>
+            <w:r>
+              <w:t>жно быть защищено протоколом TLS 1.3</w:t>
             </w:r>
           </w:p>
         </w:tc>
@@ -1527,11 +1490,9 @@
               </w:rPr>
               <w:t xml:space="preserve"> </w:t>
             </w:r>
-            <w:proofErr w:type="spellStart"/>
             <w:r>
               <w:t>Kafka</w:t>
             </w:r>
-            <w:proofErr w:type="spellEnd"/>
           </w:p>
         </w:tc>
       </w:tr>
@@ -1641,9 +1602,9 @@
           <w:lang w:val="ru-RU"/>
         </w:rPr>
         <w:drawing>
-          <wp:inline distT="0" distB="0" distL="0" distR="0" wp14:anchorId="39448984" wp14:editId="155C6D2A">
-            <wp:extent cx="4533900" cy="4476750"/>
-            <wp:effectExtent l="0" t="0" r="0" b="0"/>
+          <wp:inline distT="0" distB="0" distL="0" distR="0" wp14:anchorId="6E9FF870" wp14:editId="0A0ADE32">
+            <wp:extent cx="2914650" cy="4333875"/>
+            <wp:effectExtent l="0" t="0" r="0" b="9525"/>
             <wp:docPr id="1" name="Picture 1"/>
             <wp:cNvGraphicFramePr>
               <a:graphicFrameLocks xmlns:a="http://schemas.openxmlformats.org/drawingml/2006/main" noChangeAspect="1"/>
@@ -1664,7 +1625,7 @@
                   <pic:spPr>
                     <a:xfrm>
                       <a:off x="0" y="0"/>
-                      <a:ext cx="4533900" cy="4476750"/>
+                      <a:ext cx="2914650" cy="4333875"/>
                     </a:xfrm>
                     <a:prstGeom prst="rect">
                       <a:avLst/>

--- a/Exc3/ADR.docx
+++ b/Exc3/ADR.docx
@@ -34,26 +34,7 @@
           <w:szCs w:val="26"/>
           <w:lang w:val="ru-RU"/>
         </w:rPr>
-        <w:t>С</w:t>
-      </w:r>
-      <w:r>
-        <w:rPr>
-          <w:b/>
-          <w:color w:val="000000"/>
-          <w:sz w:val="26"/>
-          <w:szCs w:val="26"/>
-        </w:rPr>
-        <w:t>хем</w:t>
-      </w:r>
-      <w:r>
-        <w:rPr>
-          <w:b/>
-          <w:color w:val="000000"/>
-          <w:sz w:val="26"/>
-          <w:szCs w:val="26"/>
-          <w:lang w:val="ru-RU"/>
-        </w:rPr>
-        <w:t>а</w:t>
+        <w:t>Схума</w:t>
       </w:r>
       <w:r>
         <w:rPr>
@@ -1726,6 +1707,7 @@
     <w:p>
       <w:pPr>
         <w:pStyle w:val="Caption"/>
+        <w:jc w:val="center"/>
       </w:pPr>
       <w:r>
         <w:t>Рис</w:t>
@@ -1751,7 +1733,19 @@
         <w:rPr>
           <w:lang w:val="ru-RU"/>
         </w:rPr>
-        <w:t xml:space="preserve"> Диаграмма контекста получения списка депозитов для открытия и создание заявки на открытие нового депозита</w:t>
+        <w:t xml:space="preserve"> Диаграмма </w:t>
+      </w:r>
+      <w:r>
+        <w:rPr>
+          <w:lang w:val="ru-RU"/>
+        </w:rPr>
+        <w:t>контейнеров</w:t>
+      </w:r>
+      <w:r>
+        <w:rPr>
+          <w:lang w:val="ru-RU"/>
+        </w:rPr>
+        <w:t xml:space="preserve"> получения списка депозитов для открытия и создание заявки на открытие нового депозита</w:t>
       </w:r>
     </w:p>
     <w:p>
@@ -1997,6 +1991,44 @@
           <w:lang w:val="ru-RU"/>
         </w:rPr>
         <w:t>является связующим звеном всех компонентов.</w:t>
+      </w:r>
+    </w:p>
+    <w:p>
+      <w:pPr>
+        <w:spacing w:before="240" w:after="240"/>
+        <w:rPr>
+          <w:lang w:val="ru-RU"/>
+        </w:rPr>
+      </w:pPr>
+      <w:r>
+        <w:rPr>
+          <w:lang w:val="ru-RU"/>
+        </w:rPr>
+        <w:t xml:space="preserve">Так же распределенная архитектура может приводить к задержкам изменения информации о доступных депозитах для клиента, из-за чего интернет-банк может показывать устаревшую информацию о </w:t>
+      </w:r>
+      <w:r>
+        <w:rPr>
+          <w:lang w:val="ru-RU"/>
+        </w:rPr>
+        <w:t xml:space="preserve">доступных </w:t>
+      </w:r>
+      <w:r>
+        <w:rPr>
+          <w:lang w:val="ru-RU"/>
+        </w:rPr>
+        <w:t>депозитах</w:t>
+      </w:r>
+      <w:r>
+        <w:rPr>
+          <w:lang w:val="ru-RU"/>
+        </w:rPr>
+        <w:t xml:space="preserve"> для клиента</w:t>
+      </w:r>
+      <w:r>
+        <w:rPr>
+          <w:lang w:val="ru-RU"/>
+        </w:rPr>
+        <w:t>.</w:t>
       </w:r>
     </w:p>
     <w:sectPr>

--- a/Exc3/ADR.docx
+++ b/Exc3/ADR.docx
@@ -34,7 +34,27 @@
           <w:szCs w:val="26"/>
           <w:lang w:val="ru-RU"/>
         </w:rPr>
-        <w:t>Схума</w:t>
+        <w:t>Сх</w:t>
+      </w:r>
+      <w:r>
+        <w:rPr>
+          <w:b/>
+          <w:color w:val="000000"/>
+          <w:sz w:val="26"/>
+          <w:szCs w:val="26"/>
+          <w:lang w:val="ru-RU"/>
+        </w:rPr>
+        <w:t>е</w:t>
+      </w:r>
+      <w:r>
+        <w:rPr>
+          <w:b/>
+          <w:color w:val="000000"/>
+          <w:sz w:val="26"/>
+          <w:szCs w:val="26"/>
+          <w:lang w:val="ru-RU"/>
+        </w:rPr>
+        <w:t>ма</w:t>
       </w:r>
       <w:r>
         <w:rPr>
@@ -334,11 +354,19 @@
             </w:tcMar>
           </w:tcPr>
           <w:p>
+            <w:proofErr w:type="spellStart"/>
             <w:r>
               <w:rPr>
                 <w:b/>
               </w:rPr>
-              <w:t>Use Case</w:t>
+              <w:t>Use</w:t>
+            </w:r>
+            <w:proofErr w:type="spellEnd"/>
+            <w:r>
+              <w:rPr>
+                <w:b/>
+              </w:rPr>
+              <w:t xml:space="preserve"> Case</w:t>
             </w:r>
           </w:p>
         </w:tc>
@@ -832,10 +860,7 @@
               </w:numPr>
             </w:pPr>
             <w:r>
-              <w:t>Сотрудник бэк-офиса получает информацию о новой заявке</w:t>
-            </w:r>
-            <w:r>
-              <w:t>;</w:t>
+              <w:t>Сотрудник бэк-офиса получает информацию о новой заявке;</w:t>
             </w:r>
           </w:p>
           <w:p>
@@ -848,13 +873,7 @@
               </w:numPr>
             </w:pPr>
             <w:r>
-              <w:t>Проверив заявку, сотрудник бэк-офиса</w:t>
-            </w:r>
-            <w:r>
-              <w:t xml:space="preserve"> подтверждает </w:t>
-            </w:r>
-            <w:r>
-              <w:t>или отклоняет заявку.</w:t>
+              <w:t>Проверив заявку, сотрудник бэк-офиса подтверждает или отклоняет заявку.</w:t>
             </w:r>
           </w:p>
           <w:p>
@@ -875,6 +894,692 @@
           </w:p>
         </w:tc>
       </w:tr>
+      <w:tr>
+        <w:trPr>
+          <w:trHeight w:val="230"/>
+        </w:trPr>
+        <w:tc>
+          <w:tcPr>
+            <w:tcW w:w="699" w:type="dxa"/>
+            <w:tcBorders>
+              <w:top w:val="single" w:sz="8" w:space="0" w:color="000000"/>
+              <w:left w:val="single" w:sz="8" w:space="0" w:color="000000"/>
+              <w:bottom w:val="single" w:sz="8" w:space="0" w:color="000000"/>
+              <w:right w:val="single" w:sz="8" w:space="0" w:color="000000"/>
+            </w:tcBorders>
+            <w:tcMar>
+              <w:top w:w="100" w:type="dxa"/>
+              <w:left w:w="100" w:type="dxa"/>
+              <w:bottom w:w="100" w:type="dxa"/>
+              <w:right w:w="100" w:type="dxa"/>
+            </w:tcMar>
+          </w:tcPr>
+          <w:p>
+            <w:pPr>
+              <w:rPr>
+                <w:lang w:val="en-US"/>
+              </w:rPr>
+            </w:pPr>
+            <w:r>
+              <w:rPr>
+                <w:lang w:val="en-US"/>
+              </w:rPr>
+              <w:lastRenderedPageBreak/>
+              <w:t>UC3</w:t>
+            </w:r>
+          </w:p>
+        </w:tc>
+        <w:tc>
+          <w:tcPr>
+            <w:tcW w:w="1843" w:type="dxa"/>
+            <w:tcBorders>
+              <w:top w:val="single" w:sz="8" w:space="0" w:color="000000"/>
+              <w:left w:val="single" w:sz="8" w:space="0" w:color="000000"/>
+              <w:bottom w:val="single" w:sz="8" w:space="0" w:color="000000"/>
+              <w:right w:val="single" w:sz="8" w:space="0" w:color="000000"/>
+            </w:tcBorders>
+            <w:tcMar>
+              <w:top w:w="100" w:type="dxa"/>
+              <w:left w:w="100" w:type="dxa"/>
+              <w:bottom w:w="100" w:type="dxa"/>
+              <w:right w:w="100" w:type="dxa"/>
+            </w:tcMar>
+          </w:tcPr>
+          <w:p>
+            <w:pPr>
+              <w:rPr>
+                <w:lang w:val="en-US"/>
+              </w:rPr>
+            </w:pPr>
+            <w:r>
+              <w:rPr>
+                <w:lang w:val="ru-RU"/>
+              </w:rPr>
+              <w:t>Клиент</w:t>
+            </w:r>
+          </w:p>
+        </w:tc>
+        <w:tc>
+          <w:tcPr>
+            <w:tcW w:w="1701" w:type="dxa"/>
+            <w:tcBorders>
+              <w:top w:val="single" w:sz="8" w:space="0" w:color="000000"/>
+              <w:left w:val="single" w:sz="8" w:space="0" w:color="000000"/>
+              <w:bottom w:val="single" w:sz="8" w:space="0" w:color="000000"/>
+              <w:right w:val="single" w:sz="8" w:space="0" w:color="000000"/>
+            </w:tcBorders>
+            <w:tcMar>
+              <w:top w:w="100" w:type="dxa"/>
+              <w:left w:w="100" w:type="dxa"/>
+              <w:bottom w:w="100" w:type="dxa"/>
+              <w:right w:w="100" w:type="dxa"/>
+            </w:tcMar>
+          </w:tcPr>
+          <w:p>
+            <w:pPr>
+              <w:rPr>
+                <w:lang w:val="ru-RU"/>
+              </w:rPr>
+            </w:pPr>
+            <w:r>
+              <w:rPr>
+                <w:lang w:val="ru-RU"/>
+              </w:rPr>
+              <w:t xml:space="preserve">Открытие </w:t>
+            </w:r>
+            <w:r>
+              <w:t>депозита</w:t>
+            </w:r>
+            <w:r>
+              <w:rPr>
+                <w:lang w:val="ru-RU"/>
+              </w:rPr>
+              <w:t xml:space="preserve"> в отделении банка</w:t>
+            </w:r>
+          </w:p>
+          <w:p>
+            <w:pPr>
+              <w:rPr>
+                <w:lang w:val="ru-RU"/>
+              </w:rPr>
+            </w:pPr>
+            <w:r>
+              <w:rPr>
+                <w:highlight w:val="cyan"/>
+                <w:lang w:val="ru-RU"/>
+              </w:rPr>
+              <w:lastRenderedPageBreak/>
+              <w:t>(уточнить название кейса)</w:t>
+            </w:r>
+          </w:p>
+        </w:tc>
+        <w:tc>
+          <w:tcPr>
+            <w:tcW w:w="3962" w:type="dxa"/>
+            <w:tcBorders>
+              <w:top w:val="single" w:sz="8" w:space="0" w:color="000000"/>
+              <w:left w:val="single" w:sz="8" w:space="0" w:color="000000"/>
+              <w:bottom w:val="single" w:sz="8" w:space="0" w:color="000000"/>
+              <w:right w:val="single" w:sz="8" w:space="0" w:color="000000"/>
+            </w:tcBorders>
+            <w:tcMar>
+              <w:top w:w="100" w:type="dxa"/>
+              <w:left w:w="100" w:type="dxa"/>
+              <w:bottom w:w="100" w:type="dxa"/>
+              <w:right w:w="100" w:type="dxa"/>
+            </w:tcMar>
+          </w:tcPr>
+          <w:p>
+            <w:pPr>
+              <w:pStyle w:val="LO-normal"/>
+              <w:widowControl w:val="0"/>
+              <w:numPr>
+                <w:ilvl w:val="0"/>
+                <w:numId w:val="5"/>
+              </w:numPr>
+            </w:pPr>
+            <w:r>
+              <w:lastRenderedPageBreak/>
+              <w:t>Клиент приходит в отделение банка;</w:t>
+            </w:r>
+          </w:p>
+          <w:p>
+            <w:pPr>
+              <w:pStyle w:val="LO-normal"/>
+              <w:widowControl w:val="0"/>
+              <w:numPr>
+                <w:ilvl w:val="0"/>
+                <w:numId w:val="5"/>
+              </w:numPr>
+            </w:pPr>
+            <w:r>
+              <w:t xml:space="preserve">Сотрудник фронт-офиса </w:t>
+            </w:r>
+          </w:p>
+        </w:tc>
+      </w:tr>
+      <w:tr>
+        <w:trPr>
+          <w:trHeight w:val="230"/>
+        </w:trPr>
+        <w:tc>
+          <w:tcPr>
+            <w:tcW w:w="699" w:type="dxa"/>
+            <w:tcBorders>
+              <w:top w:val="single" w:sz="8" w:space="0" w:color="000000"/>
+              <w:left w:val="single" w:sz="8" w:space="0" w:color="000000"/>
+              <w:bottom w:val="single" w:sz="8" w:space="0" w:color="000000"/>
+              <w:right w:val="single" w:sz="8" w:space="0" w:color="000000"/>
+            </w:tcBorders>
+            <w:tcMar>
+              <w:top w:w="100" w:type="dxa"/>
+              <w:left w:w="100" w:type="dxa"/>
+              <w:bottom w:w="100" w:type="dxa"/>
+              <w:right w:w="100" w:type="dxa"/>
+            </w:tcMar>
+          </w:tcPr>
+          <w:p>
+            <w:pPr>
+              <w:rPr>
+                <w:lang w:val="en-US"/>
+              </w:rPr>
+            </w:pPr>
+            <w:r>
+              <w:rPr>
+                <w:lang w:val="en-US"/>
+              </w:rPr>
+              <w:t>UC4</w:t>
+            </w:r>
+          </w:p>
+        </w:tc>
+        <w:tc>
+          <w:tcPr>
+            <w:tcW w:w="1843" w:type="dxa"/>
+            <w:tcBorders>
+              <w:top w:val="single" w:sz="8" w:space="0" w:color="000000"/>
+              <w:left w:val="single" w:sz="8" w:space="0" w:color="000000"/>
+              <w:bottom w:val="single" w:sz="8" w:space="0" w:color="000000"/>
+              <w:right w:val="single" w:sz="8" w:space="0" w:color="000000"/>
+            </w:tcBorders>
+            <w:tcMar>
+              <w:top w:w="100" w:type="dxa"/>
+              <w:left w:w="100" w:type="dxa"/>
+              <w:bottom w:w="100" w:type="dxa"/>
+              <w:right w:w="100" w:type="dxa"/>
+            </w:tcMar>
+          </w:tcPr>
+          <w:p>
+            <w:pPr>
+              <w:rPr>
+                <w:lang w:val="ru-RU"/>
+              </w:rPr>
+            </w:pPr>
+            <w:r>
+              <w:rPr>
+                <w:lang w:val="ru-RU"/>
+              </w:rPr>
+              <w:t>Клиент</w:t>
+            </w:r>
+          </w:p>
+        </w:tc>
+        <w:tc>
+          <w:tcPr>
+            <w:tcW w:w="1701" w:type="dxa"/>
+            <w:tcBorders>
+              <w:top w:val="single" w:sz="8" w:space="0" w:color="000000"/>
+              <w:left w:val="single" w:sz="8" w:space="0" w:color="000000"/>
+              <w:bottom w:val="single" w:sz="8" w:space="0" w:color="000000"/>
+              <w:right w:val="single" w:sz="8" w:space="0" w:color="000000"/>
+            </w:tcBorders>
+            <w:tcMar>
+              <w:top w:w="100" w:type="dxa"/>
+              <w:left w:w="100" w:type="dxa"/>
+              <w:bottom w:w="100" w:type="dxa"/>
+              <w:right w:w="100" w:type="dxa"/>
+            </w:tcMar>
+          </w:tcPr>
+          <w:p>
+            <w:pPr>
+              <w:rPr>
+                <w:lang w:val="en-US"/>
+              </w:rPr>
+            </w:pPr>
+            <w:r>
+              <w:rPr>
+                <w:lang w:val="ru-RU"/>
+              </w:rPr>
+              <w:t>Заявка на открытие депозита через колл-центр</w:t>
+            </w:r>
+          </w:p>
+        </w:tc>
+        <w:tc>
+          <w:tcPr>
+            <w:tcW w:w="3962" w:type="dxa"/>
+            <w:tcBorders>
+              <w:top w:val="single" w:sz="8" w:space="0" w:color="000000"/>
+              <w:left w:val="single" w:sz="8" w:space="0" w:color="000000"/>
+              <w:bottom w:val="single" w:sz="8" w:space="0" w:color="000000"/>
+              <w:right w:val="single" w:sz="8" w:space="0" w:color="000000"/>
+            </w:tcBorders>
+            <w:tcMar>
+              <w:top w:w="100" w:type="dxa"/>
+              <w:left w:w="100" w:type="dxa"/>
+              <w:bottom w:w="100" w:type="dxa"/>
+              <w:right w:w="100" w:type="dxa"/>
+            </w:tcMar>
+          </w:tcPr>
+          <w:p>
+            <w:pPr>
+              <w:pStyle w:val="LO-normal"/>
+              <w:widowControl w:val="0"/>
+              <w:numPr>
+                <w:ilvl w:val="0"/>
+                <w:numId w:val="4"/>
+              </w:numPr>
+            </w:pPr>
+            <w:r>
+              <w:t>Клиент звонит в колл-центр, чтобы уточнить возможность открытия депозитного счета;</w:t>
+            </w:r>
+          </w:p>
+          <w:p>
+            <w:pPr>
+              <w:pStyle w:val="LO-normal"/>
+              <w:widowControl w:val="0"/>
+              <w:numPr>
+                <w:ilvl w:val="0"/>
+                <w:numId w:val="4"/>
+              </w:numPr>
+            </w:pPr>
+            <w:r>
+              <w:t>К</w:t>
+            </w:r>
+            <w:r>
+              <w:t xml:space="preserve">олл-центра видит </w:t>
+            </w:r>
+            <w:r>
+              <w:t xml:space="preserve">список доступных депозитов для открытия и </w:t>
+            </w:r>
+            <w:r>
+              <w:t>уточн</w:t>
+            </w:r>
+            <w:r>
+              <w:t>яет</w:t>
+            </w:r>
+            <w:r>
+              <w:t xml:space="preserve"> </w:t>
+            </w:r>
+            <w:r>
+              <w:t xml:space="preserve">у клиента </w:t>
+            </w:r>
+            <w:r>
+              <w:t>услови</w:t>
+            </w:r>
+            <w:r>
+              <w:t>я</w:t>
+            </w:r>
+            <w:r>
+              <w:t xml:space="preserve"> открытия депозита;</w:t>
+            </w:r>
+          </w:p>
+          <w:p>
+            <w:pPr>
+              <w:pStyle w:val="LO-normal"/>
+              <w:widowControl w:val="0"/>
+              <w:numPr>
+                <w:ilvl w:val="0"/>
+                <w:numId w:val="4"/>
+              </w:numPr>
+            </w:pPr>
+            <w:r>
+              <w:t>В случае успеха клиент приходит в банк и подтверждает свою личность.</w:t>
+            </w:r>
+          </w:p>
+        </w:tc>
+      </w:tr>
+      <w:tr>
+        <w:trPr>
+          <w:trHeight w:val="230"/>
+        </w:trPr>
+        <w:tc>
+          <w:tcPr>
+            <w:tcW w:w="699" w:type="dxa"/>
+            <w:tcBorders>
+              <w:top w:val="single" w:sz="8" w:space="0" w:color="000000"/>
+              <w:left w:val="single" w:sz="8" w:space="0" w:color="000000"/>
+              <w:bottom w:val="single" w:sz="8" w:space="0" w:color="000000"/>
+              <w:right w:val="single" w:sz="8" w:space="0" w:color="000000"/>
+            </w:tcBorders>
+            <w:tcMar>
+              <w:top w:w="100" w:type="dxa"/>
+              <w:left w:w="100" w:type="dxa"/>
+              <w:bottom w:w="100" w:type="dxa"/>
+              <w:right w:w="100" w:type="dxa"/>
+            </w:tcMar>
+          </w:tcPr>
+          <w:p>
+            <w:pPr>
+              <w:rPr>
+                <w:lang w:val="en-US"/>
+              </w:rPr>
+            </w:pPr>
+            <w:r>
+              <w:rPr>
+                <w:lang w:val="en-US"/>
+              </w:rPr>
+              <w:t>UC5</w:t>
+            </w:r>
+          </w:p>
+        </w:tc>
+        <w:tc>
+          <w:tcPr>
+            <w:tcW w:w="1843" w:type="dxa"/>
+            <w:tcBorders>
+              <w:top w:val="single" w:sz="8" w:space="0" w:color="000000"/>
+              <w:left w:val="single" w:sz="8" w:space="0" w:color="000000"/>
+              <w:bottom w:val="single" w:sz="8" w:space="0" w:color="000000"/>
+              <w:right w:val="single" w:sz="8" w:space="0" w:color="000000"/>
+            </w:tcBorders>
+            <w:tcMar>
+              <w:top w:w="100" w:type="dxa"/>
+              <w:left w:w="100" w:type="dxa"/>
+              <w:bottom w:w="100" w:type="dxa"/>
+              <w:right w:w="100" w:type="dxa"/>
+            </w:tcMar>
+          </w:tcPr>
+          <w:p>
+            <w:pPr>
+              <w:rPr>
+                <w:lang w:val="ru-RU"/>
+              </w:rPr>
+            </w:pPr>
+            <w:r>
+              <w:rPr>
+                <w:lang w:val="ru-RU"/>
+              </w:rPr>
+              <w:t>Клиент</w:t>
+            </w:r>
+            <w:r>
+              <w:rPr>
+                <w:lang w:val="ru-RU"/>
+              </w:rPr>
+              <w:t>, менеджер колл-центра</w:t>
+            </w:r>
+          </w:p>
+        </w:tc>
+        <w:tc>
+          <w:tcPr>
+            <w:tcW w:w="1701" w:type="dxa"/>
+            <w:tcBorders>
+              <w:top w:val="single" w:sz="8" w:space="0" w:color="000000"/>
+              <w:left w:val="single" w:sz="8" w:space="0" w:color="000000"/>
+              <w:bottom w:val="single" w:sz="8" w:space="0" w:color="000000"/>
+              <w:right w:val="single" w:sz="8" w:space="0" w:color="000000"/>
+            </w:tcBorders>
+            <w:tcMar>
+              <w:top w:w="100" w:type="dxa"/>
+              <w:left w:w="100" w:type="dxa"/>
+              <w:bottom w:w="100" w:type="dxa"/>
+              <w:right w:w="100" w:type="dxa"/>
+            </w:tcMar>
+          </w:tcPr>
+          <w:p>
+            <w:pPr>
+              <w:rPr>
+                <w:lang w:val="en-US"/>
+              </w:rPr>
+            </w:pPr>
+            <w:r>
+              <w:rPr>
+                <w:lang w:val="ru-RU"/>
+              </w:rPr>
+              <w:t xml:space="preserve">Заявка на открытие депозита </w:t>
+            </w:r>
+            <w:r>
+              <w:rPr>
+                <w:lang w:val="ru-RU"/>
+              </w:rPr>
+              <w:t>с сайта</w:t>
+            </w:r>
+          </w:p>
+        </w:tc>
+        <w:tc>
+          <w:tcPr>
+            <w:tcW w:w="3962" w:type="dxa"/>
+            <w:tcBorders>
+              <w:top w:val="single" w:sz="8" w:space="0" w:color="000000"/>
+              <w:left w:val="single" w:sz="8" w:space="0" w:color="000000"/>
+              <w:bottom w:val="single" w:sz="8" w:space="0" w:color="000000"/>
+              <w:right w:val="single" w:sz="8" w:space="0" w:color="000000"/>
+            </w:tcBorders>
+            <w:tcMar>
+              <w:top w:w="100" w:type="dxa"/>
+              <w:left w:w="100" w:type="dxa"/>
+              <w:bottom w:w="100" w:type="dxa"/>
+              <w:right w:w="100" w:type="dxa"/>
+            </w:tcMar>
+          </w:tcPr>
+          <w:p>
+            <w:pPr>
+              <w:pStyle w:val="LO-normal"/>
+              <w:widowControl w:val="0"/>
+              <w:numPr>
+                <w:ilvl w:val="0"/>
+                <w:numId w:val="3"/>
+              </w:numPr>
+            </w:pPr>
+            <w:r>
+              <w:t xml:space="preserve">Клиент </w:t>
+            </w:r>
+            <w:r>
+              <w:t xml:space="preserve">на сайте </w:t>
+            </w:r>
+            <w:r>
+              <w:t>выбирает депозит из списка доступных для открытия депозитов;</w:t>
+            </w:r>
+          </w:p>
+          <w:p>
+            <w:pPr>
+              <w:pStyle w:val="LO-normal"/>
+              <w:widowControl w:val="0"/>
+              <w:numPr>
+                <w:ilvl w:val="0"/>
+                <w:numId w:val="3"/>
+              </w:numPr>
+            </w:pPr>
+            <w:r>
+              <w:t>Сайт отображает форму для ввода телефона и Ф.И.О. клиента.</w:t>
+            </w:r>
+          </w:p>
+          <w:p>
+            <w:pPr>
+              <w:pStyle w:val="LO-normal"/>
+              <w:widowControl w:val="0"/>
+              <w:numPr>
+                <w:ilvl w:val="0"/>
+                <w:numId w:val="3"/>
+              </w:numPr>
+            </w:pPr>
+            <w:r>
+              <w:t>Сайт проверяет формат телефона и обязательность заполненных полей. Если все хорошо, у клиента появляется возможность отправить заявку на создание депозита.</w:t>
+            </w:r>
+          </w:p>
+          <w:p>
+            <w:pPr>
+              <w:pStyle w:val="LO-normal"/>
+              <w:widowControl w:val="0"/>
+              <w:ind w:left="720"/>
+            </w:pPr>
+            <w:r>
+              <w:t>Если формат телефона не верный или заполнены не все обязательные поля, на форме ввода отображается описание ошибок;</w:t>
+            </w:r>
+          </w:p>
+          <w:p>
+            <w:pPr>
+              <w:pStyle w:val="LO-normal"/>
+              <w:widowControl w:val="0"/>
+              <w:numPr>
+                <w:ilvl w:val="0"/>
+                <w:numId w:val="3"/>
+              </w:numPr>
+            </w:pPr>
+            <w:r>
+              <w:t>После того, как заявка отправилась на сервер, менеджер колл-центра видит новую заявку от клиента и перезванивает клиенту для уточнения условий открытия депозита;</w:t>
+            </w:r>
+          </w:p>
+          <w:p>
+            <w:pPr>
+              <w:pStyle w:val="LO-normal"/>
+              <w:widowControl w:val="0"/>
+              <w:numPr>
+                <w:ilvl w:val="0"/>
+                <w:numId w:val="3"/>
+              </w:numPr>
+            </w:pPr>
+            <w:r>
+              <w:t>В случае успеха клиент приходит в банк и подтверж</w:t>
+            </w:r>
+            <w:r>
+              <w:t>д</w:t>
+            </w:r>
+            <w:r>
+              <w:t>ает свою личность.</w:t>
+            </w:r>
+          </w:p>
+        </w:tc>
+      </w:tr>
+      <w:tr>
+        <w:trPr>
+          <w:trHeight w:val="230"/>
+        </w:trPr>
+        <w:tc>
+          <w:tcPr>
+            <w:tcW w:w="699" w:type="dxa"/>
+            <w:tcBorders>
+              <w:top w:val="single" w:sz="8" w:space="0" w:color="000000"/>
+              <w:left w:val="single" w:sz="8" w:space="0" w:color="000000"/>
+              <w:bottom w:val="single" w:sz="8" w:space="0" w:color="000000"/>
+              <w:right w:val="single" w:sz="8" w:space="0" w:color="000000"/>
+            </w:tcBorders>
+            <w:tcMar>
+              <w:top w:w="100" w:type="dxa"/>
+              <w:left w:w="100" w:type="dxa"/>
+              <w:bottom w:w="100" w:type="dxa"/>
+              <w:right w:w="100" w:type="dxa"/>
+            </w:tcMar>
+          </w:tcPr>
+          <w:p>
+            <w:pPr>
+              <w:rPr>
+                <w:lang w:val="en-US"/>
+              </w:rPr>
+            </w:pPr>
+            <w:r>
+              <w:rPr>
+                <w:lang w:val="en-US"/>
+              </w:rPr>
+              <w:lastRenderedPageBreak/>
+              <w:t>UC6</w:t>
+            </w:r>
+          </w:p>
+        </w:tc>
+        <w:tc>
+          <w:tcPr>
+            <w:tcW w:w="1843" w:type="dxa"/>
+            <w:tcBorders>
+              <w:top w:val="single" w:sz="8" w:space="0" w:color="000000"/>
+              <w:left w:val="single" w:sz="8" w:space="0" w:color="000000"/>
+              <w:bottom w:val="single" w:sz="8" w:space="0" w:color="000000"/>
+              <w:right w:val="single" w:sz="8" w:space="0" w:color="000000"/>
+            </w:tcBorders>
+            <w:tcMar>
+              <w:top w:w="100" w:type="dxa"/>
+              <w:left w:w="100" w:type="dxa"/>
+              <w:bottom w:w="100" w:type="dxa"/>
+              <w:right w:w="100" w:type="dxa"/>
+            </w:tcMar>
+          </w:tcPr>
+          <w:p>
+            <w:pPr>
+              <w:rPr>
+                <w:lang w:val="ru-RU"/>
+              </w:rPr>
+            </w:pPr>
+            <w:r>
+              <w:rPr>
+                <w:lang w:val="ru-RU"/>
+              </w:rPr>
+              <w:t>Клиент</w:t>
+            </w:r>
+          </w:p>
+        </w:tc>
+        <w:tc>
+          <w:tcPr>
+            <w:tcW w:w="1701" w:type="dxa"/>
+            <w:tcBorders>
+              <w:top w:val="single" w:sz="8" w:space="0" w:color="000000"/>
+              <w:left w:val="single" w:sz="8" w:space="0" w:color="000000"/>
+              <w:bottom w:val="single" w:sz="8" w:space="0" w:color="000000"/>
+              <w:right w:val="single" w:sz="8" w:space="0" w:color="000000"/>
+            </w:tcBorders>
+            <w:tcMar>
+              <w:top w:w="100" w:type="dxa"/>
+              <w:left w:w="100" w:type="dxa"/>
+              <w:bottom w:w="100" w:type="dxa"/>
+              <w:right w:w="100" w:type="dxa"/>
+            </w:tcMar>
+          </w:tcPr>
+          <w:p>
+            <w:pPr>
+              <w:rPr>
+                <w:lang w:val="ru-RU"/>
+              </w:rPr>
+            </w:pPr>
+            <w:r>
+              <w:rPr>
+                <w:lang w:val="ru-RU"/>
+              </w:rPr>
+              <w:t>Открытие с мобильного приложения</w:t>
+            </w:r>
+          </w:p>
+          <w:p>
+            <w:pPr>
+              <w:rPr>
+                <w:lang w:val="ru-RU"/>
+              </w:rPr>
+            </w:pPr>
+            <w:r>
+              <w:rPr>
+                <w:highlight w:val="cyan"/>
+                <w:lang w:val="ru-RU"/>
+              </w:rPr>
+              <w:t>(уточнить название кейса)</w:t>
+            </w:r>
+          </w:p>
+        </w:tc>
+        <w:tc>
+          <w:tcPr>
+            <w:tcW w:w="3962" w:type="dxa"/>
+            <w:tcBorders>
+              <w:top w:val="single" w:sz="8" w:space="0" w:color="000000"/>
+              <w:left w:val="single" w:sz="8" w:space="0" w:color="000000"/>
+              <w:bottom w:val="single" w:sz="8" w:space="0" w:color="000000"/>
+              <w:right w:val="single" w:sz="8" w:space="0" w:color="000000"/>
+            </w:tcBorders>
+            <w:tcMar>
+              <w:top w:w="100" w:type="dxa"/>
+              <w:left w:w="100" w:type="dxa"/>
+              <w:bottom w:w="100" w:type="dxa"/>
+              <w:right w:w="100" w:type="dxa"/>
+            </w:tcMar>
+          </w:tcPr>
+          <w:p>
+            <w:pPr>
+              <w:pStyle w:val="LO-normal"/>
+              <w:widowControl w:val="0"/>
+            </w:pPr>
+          </w:p>
+        </w:tc>
+      </w:tr>
     </w:tbl>
     <w:p>
       <w:pPr>
@@ -898,7 +1603,6 @@
           <w:sz w:val="26"/>
           <w:szCs w:val="26"/>
         </w:rPr>
-        <w:lastRenderedPageBreak/>
         <w:t>Нефункциональные требования</w:t>
       </w:r>
     </w:p>
@@ -1009,7 +1713,6 @@
               <w:rPr>
                 <w:lang w:val="ru-RU"/>
               </w:rPr>
-              <w:lastRenderedPageBreak/>
               <w:t>R</w:t>
             </w:r>
             <w:r>
@@ -1046,8 +1749,13 @@
               </w:rPr>
               <w:t>л</w:t>
             </w:r>
-            <w:r>
-              <w:t>жно быть защищено протоколом TLS 1.3</w:t>
+            <w:proofErr w:type="spellStart"/>
+            <w:r>
+              <w:t>жно</w:t>
+            </w:r>
+            <w:proofErr w:type="spellEnd"/>
+            <w:r>
+              <w:t xml:space="preserve"> быть защищено протоколом TLS 1.3</w:t>
             </w:r>
           </w:p>
         </w:tc>
@@ -1471,9 +2179,11 @@
               </w:rPr>
               <w:t xml:space="preserve"> </w:t>
             </w:r>
+            <w:proofErr w:type="spellStart"/>
             <w:r>
               <w:t>Kafka</w:t>
             </w:r>
+            <w:proofErr w:type="spellEnd"/>
           </w:p>
         </w:tc>
       </w:tr>
@@ -1580,8 +2290,10 @@
       </w:pPr>
       <w:r>
         <w:rPr>
-          <w:lang w:val="ru-RU"/>
-        </w:rPr>
+          <w:noProof/>
+          <w:lang w:val="ru-RU"/>
+        </w:rPr>
+        <w:lastRenderedPageBreak/>
         <w:drawing>
           <wp:inline distT="0" distB="0" distL="0" distR="0" wp14:anchorId="6E9FF870" wp14:editId="0A0ADE32">
             <wp:extent cx="2914650" cy="4333875"/>
@@ -1639,14 +2351,27 @@
       <w:r>
         <w:t xml:space="preserve"> </w:t>
       </w:r>
-      <w:fldSimple w:instr=" SEQ Рисунок \* ARABIC ">
-        <w:r>
-          <w:rPr>
-            <w:noProof/>
-          </w:rPr>
-          <w:t>1</w:t>
-        </w:r>
-      </w:fldSimple>
+      <w:r>
+        <w:fldChar w:fldCharType="begin"/>
+      </w:r>
+      <w:r>
+        <w:instrText xml:space="preserve"> SEQ Рисунок \* ARABIC </w:instrText>
+      </w:r>
+      <w:r>
+        <w:fldChar w:fldCharType="separate"/>
+      </w:r>
+      <w:r>
+        <w:rPr>
+          <w:noProof/>
+        </w:rPr>
+        <w:t>1</w:t>
+      </w:r>
+      <w:r>
+        <w:rPr>
+          <w:noProof/>
+        </w:rPr>
+        <w:fldChar w:fldCharType="end"/>
+      </w:r>
       <w:r>
         <w:rPr>
           <w:lang w:val="ru-RU"/>
@@ -1664,45 +2389,8 @@
       <w:pPr>
         <w:keepNext/>
         <w:spacing w:before="240" w:after="240"/>
-      </w:pPr>
-      <w:r>
-        <w:lastRenderedPageBreak/>
-        <w:drawing>
-          <wp:inline distT="0" distB="0" distL="0" distR="0" wp14:anchorId="45559B39" wp14:editId="229CD8E1">
-            <wp:extent cx="4882875" cy="8388000"/>
-            <wp:effectExtent l="0" t="0" r="0" b="0"/>
-            <wp:docPr id="3" name="Picture 3"/>
-            <wp:cNvGraphicFramePr>
-              <a:graphicFrameLocks xmlns:a="http://schemas.openxmlformats.org/drawingml/2006/main" noChangeAspect="1"/>
-            </wp:cNvGraphicFramePr>
-            <a:graphic xmlns:a="http://schemas.openxmlformats.org/drawingml/2006/main">
-              <a:graphicData uri="http://schemas.openxmlformats.org/drawingml/2006/picture">
-                <pic:pic xmlns:pic="http://schemas.openxmlformats.org/drawingml/2006/picture">
-                  <pic:nvPicPr>
-                    <pic:cNvPr id="1" name=""/>
-                    <pic:cNvPicPr/>
-                  </pic:nvPicPr>
-                  <pic:blipFill>
-                    <a:blip r:embed="rId6"/>
-                    <a:stretch>
-                      <a:fillRect/>
-                    </a:stretch>
-                  </pic:blipFill>
-                  <pic:spPr>
-                    <a:xfrm>
-                      <a:off x="0" y="0"/>
-                      <a:ext cx="4882875" cy="8388000"/>
-                    </a:xfrm>
-                    <a:prstGeom prst="rect">
-                      <a:avLst/>
-                    </a:prstGeom>
-                  </pic:spPr>
-                </pic:pic>
-              </a:graphicData>
-            </a:graphic>
-          </wp:inline>
-        </w:drawing>
-      </w:r>
+        <w:jc w:val="center"/>
+      </w:pPr>
     </w:p>
     <w:p>
       <w:pPr>
@@ -1721,14 +2409,27 @@
       <w:r>
         <w:t xml:space="preserve"> </w:t>
       </w:r>
-      <w:fldSimple w:instr=" SEQ Рисунок \* ARABIC ">
-        <w:r>
-          <w:rPr>
-            <w:noProof/>
-          </w:rPr>
-          <w:t>2</w:t>
-        </w:r>
-      </w:fldSimple>
+      <w:r>
+        <w:fldChar w:fldCharType="begin"/>
+      </w:r>
+      <w:r>
+        <w:instrText xml:space="preserve"> SEQ Рисунок \* ARABIC </w:instrText>
+      </w:r>
+      <w:r>
+        <w:fldChar w:fldCharType="separate"/>
+      </w:r>
+      <w:r>
+        <w:rPr>
+          <w:noProof/>
+        </w:rPr>
+        <w:t>2</w:t>
+      </w:r>
+      <w:r>
+        <w:rPr>
+          <w:noProof/>
+        </w:rPr>
+        <w:fldChar w:fldCharType="end"/>
+      </w:r>
       <w:r>
         <w:rPr>
           <w:lang w:val="ru-RU"/>
@@ -1759,7 +2460,6 @@
         <w:rPr>
           <w:lang w:val="ru-RU"/>
         </w:rPr>
-        <w:lastRenderedPageBreak/>
         <w:t>Для обработки заявок на открытие счета было принято добавить новый микросервис «</w:t>
       </w:r>
       <w:r>
@@ -1865,44 +2565,44 @@
     <w:p>
       <w:pPr>
         <w:rPr>
-          <w:lang w:val="ru-RU"/>
-        </w:rPr>
-      </w:pPr>
-      <w:r>
-        <w:rPr>
+          <w:strike/>
+          <w:lang w:val="ru-RU"/>
+        </w:rPr>
+      </w:pPr>
+      <w:r>
+        <w:rPr>
+          <w:strike/>
           <w:lang w:val="ru-RU"/>
         </w:rPr>
         <w:t xml:space="preserve">В качестве альтернативного решения можно было бы отказаться от брокера сообщений </w:t>
       </w:r>
       <w:r>
         <w:rPr>
+          <w:strike/>
           <w:lang w:val="en-US"/>
         </w:rPr>
         <w:t>Apache</w:t>
       </w:r>
       <w:r>
         <w:rPr>
+          <w:strike/>
           <w:lang w:val="ru-RU"/>
         </w:rPr>
         <w:t xml:space="preserve"> </w:t>
       </w:r>
       <w:r>
         <w:rPr>
+          <w:strike/>
           <w:lang w:val="en-US"/>
         </w:rPr>
         <w:t>Kafka</w:t>
       </w:r>
       <w:r>
         <w:rPr>
-          <w:lang w:val="ru-RU"/>
-        </w:rPr>
-        <w:t xml:space="preserve"> </w:t>
-      </w:r>
-      <w:r>
-        <w:rPr>
-          <w:lang w:val="ru-RU"/>
-        </w:rPr>
-        <w:t>и передавать новые заявки напрямую из интернет-банка в новый микросервис, а из нового микросервиса подтвержденные заявки передавать в БД АБС.</w:t>
+          <w:strike/>
+          <w:lang w:val="ru-RU"/>
+        </w:rPr>
+        <w:t xml:space="preserve"> и передавать новые заявки напрямую из интернет-банка в новый микросервис, а из нового микросервиса подтвержденные заявки передавать в БД АБС.</w:t>
       </w:r>
     </w:p>
     <w:p>
@@ -1936,6 +2636,7 @@
         <w:rPr>
           <w:lang w:val="ru-RU"/>
         </w:rPr>
+        <w:lastRenderedPageBreak/>
         <w:t xml:space="preserve">Наиболее существенное ограничение связано с накоплением больших очередей сообщений в брокере сообщений </w:t>
       </w:r>
       <w:r>
@@ -2044,6 +2745,184 @@
 <file path=word/numbering.xml><?xml version="1.0" encoding="utf-8"?>
 <w:numbering xmlns:wpc="http://schemas.microsoft.com/office/word/2010/wordprocessingCanvas" xmlns:cx="http://schemas.microsoft.com/office/drawing/2014/chartex" xmlns:cx1="http://schemas.microsoft.com/office/drawing/2015/9/8/chartex" xmlns:cx2="http://schemas.microsoft.com/office/drawing/2015/10/21/chartex" xmlns:cx3="http://schemas.microsoft.com/office/drawing/2016/5/9/chartex" xmlns:cx4="http://schemas.microsoft.com/office/drawing/2016/5/10/chartex" xmlns:cx5="http://schemas.microsoft.com/office/drawing/2016/5/11/chartex" xmlns:cx6="http://schemas.microsoft.com/office/drawing/2016/5/12/chartex" xmlns:cx7="http://schemas.microsoft.com/office/drawing/2016/5/13/chartex" xmlns:cx8="http://schemas.microsoft.com/office/drawing/2016/5/14/chartex" xmlns:mc="http://schemas.openxmlformats.org/markup-compatibility/2006" xmlns:aink="http://schemas.microsoft.com/office/drawing/2016/ink" xmlns:am3d="http://schemas.microsoft.com/office/drawing/2017/model3d" xmlns:o="urn:schemas-microsoft-com:office:office" xmlns:r="http://schemas.openxmlformats.org/officeDocument/2006/relationships" xmlns:m="http://schemas.openxmlformats.org/officeDocument/2006/math" xmlns:v="urn:schemas-microsoft-com:vml" xmlns:wp14="http://schemas.microsoft.com/office/word/2010/wordprocessingDrawing" xmlns:wp="http://schemas.openxmlformats.org/drawingml/2006/wordprocessingDrawing" xmlns:w10="urn:schemas-microsoft-com:office:word" xmlns:w="http://schemas.openxmlformats.org/wordprocessingml/2006/main" xmlns:w14="http://schemas.microsoft.com/office/word/2010/wordml" xmlns:w15="http://schemas.microsoft.com/office/word/2012/wordml" xmlns:w16cex="http://schemas.microsoft.com/office/word/2018/wordml/cex" xmlns:w16cid="http://schemas.microsoft.com/office/word/2016/wordml/cid" xmlns:w16="http://schemas.microsoft.com/office/word/2018/wordml" xmlns:w16sdtdh="http://schemas.microsoft.com/office/word/2020/wordml/sdtdatahash" xmlns:w16se="http://schemas.microsoft.com/office/word/2015/wordml/symex" xmlns:wpg="http://schemas.microsoft.com/office/word/2010/wordprocessingGroup" xmlns:wpi="http://schemas.microsoft.com/office/word/2010/wordprocessingInk" xmlns:wne="http://schemas.microsoft.com/office/word/2006/wordml" xmlns:wps="http://schemas.microsoft.com/office/word/2010/wordprocessingShape" mc:Ignorable="w14 w15 w16se w16cid w16 w16cex w16sdtdh wp14">
   <w:abstractNum w:abstractNumId="0" w15:restartNumberingAfterBreak="0">
+    <w:nsid w:val="06DE157A"/>
+    <w:multiLevelType w:val="hybridMultilevel"/>
+    <w:tmpl w:val="2586CAF2"/>
+    <w:lvl w:ilvl="0" w:tplc="0419000F">
+      <w:start w:val="1"/>
+      <w:numFmt w:val="decimal"/>
+      <w:lvlText w:val="%1."/>
+      <w:lvlJc w:val="left"/>
+      <w:pPr>
+        <w:ind w:left="720" w:hanging="360"/>
+      </w:pPr>
+      <w:rPr>
+        <w:rFonts w:hint="default"/>
+      </w:rPr>
+    </w:lvl>
+    <w:lvl w:ilvl="1" w:tplc="04190019" w:tentative="1">
+      <w:start w:val="1"/>
+      <w:numFmt w:val="lowerLetter"/>
+      <w:lvlText w:val="%2."/>
+      <w:lvlJc w:val="left"/>
+      <w:pPr>
+        <w:ind w:left="1440" w:hanging="360"/>
+      </w:pPr>
+    </w:lvl>
+    <w:lvl w:ilvl="2" w:tplc="0419001B" w:tentative="1">
+      <w:start w:val="1"/>
+      <w:numFmt w:val="lowerRoman"/>
+      <w:lvlText w:val="%3."/>
+      <w:lvlJc w:val="right"/>
+      <w:pPr>
+        <w:ind w:left="2160" w:hanging="180"/>
+      </w:pPr>
+    </w:lvl>
+    <w:lvl w:ilvl="3" w:tplc="0419000F" w:tentative="1">
+      <w:start w:val="1"/>
+      <w:numFmt w:val="decimal"/>
+      <w:lvlText w:val="%4."/>
+      <w:lvlJc w:val="left"/>
+      <w:pPr>
+        <w:ind w:left="2880" w:hanging="360"/>
+      </w:pPr>
+    </w:lvl>
+    <w:lvl w:ilvl="4" w:tplc="04190019" w:tentative="1">
+      <w:start w:val="1"/>
+      <w:numFmt w:val="lowerLetter"/>
+      <w:lvlText w:val="%5."/>
+      <w:lvlJc w:val="left"/>
+      <w:pPr>
+        <w:ind w:left="3600" w:hanging="360"/>
+      </w:pPr>
+    </w:lvl>
+    <w:lvl w:ilvl="5" w:tplc="0419001B" w:tentative="1">
+      <w:start w:val="1"/>
+      <w:numFmt w:val="lowerRoman"/>
+      <w:lvlText w:val="%6."/>
+      <w:lvlJc w:val="right"/>
+      <w:pPr>
+        <w:ind w:left="4320" w:hanging="180"/>
+      </w:pPr>
+    </w:lvl>
+    <w:lvl w:ilvl="6" w:tplc="0419000F" w:tentative="1">
+      <w:start w:val="1"/>
+      <w:numFmt w:val="decimal"/>
+      <w:lvlText w:val="%7."/>
+      <w:lvlJc w:val="left"/>
+      <w:pPr>
+        <w:ind w:left="5040" w:hanging="360"/>
+      </w:pPr>
+    </w:lvl>
+    <w:lvl w:ilvl="7" w:tplc="04190019" w:tentative="1">
+      <w:start w:val="1"/>
+      <w:numFmt w:val="lowerLetter"/>
+      <w:lvlText w:val="%8."/>
+      <w:lvlJc w:val="left"/>
+      <w:pPr>
+        <w:ind w:left="5760" w:hanging="360"/>
+      </w:pPr>
+    </w:lvl>
+    <w:lvl w:ilvl="8" w:tplc="0419001B" w:tentative="1">
+      <w:start w:val="1"/>
+      <w:numFmt w:val="lowerRoman"/>
+      <w:lvlText w:val="%9."/>
+      <w:lvlJc w:val="right"/>
+      <w:pPr>
+        <w:ind w:left="6480" w:hanging="180"/>
+      </w:pPr>
+    </w:lvl>
+  </w:abstractNum>
+  <w:abstractNum w:abstractNumId="1" w15:restartNumberingAfterBreak="0">
+    <w:nsid w:val="243E20C8"/>
+    <w:multiLevelType w:val="hybridMultilevel"/>
+    <w:tmpl w:val="9E8877F2"/>
+    <w:lvl w:ilvl="0" w:tplc="0419000F">
+      <w:start w:val="1"/>
+      <w:numFmt w:val="decimal"/>
+      <w:lvlText w:val="%1."/>
+      <w:lvlJc w:val="left"/>
+      <w:pPr>
+        <w:ind w:left="720" w:hanging="360"/>
+      </w:pPr>
+      <w:rPr>
+        <w:rFonts w:hint="default"/>
+      </w:rPr>
+    </w:lvl>
+    <w:lvl w:ilvl="1" w:tplc="04190019" w:tentative="1">
+      <w:start w:val="1"/>
+      <w:numFmt w:val="lowerLetter"/>
+      <w:lvlText w:val="%2."/>
+      <w:lvlJc w:val="left"/>
+      <w:pPr>
+        <w:ind w:left="1440" w:hanging="360"/>
+      </w:pPr>
+    </w:lvl>
+    <w:lvl w:ilvl="2" w:tplc="0419001B" w:tentative="1">
+      <w:start w:val="1"/>
+      <w:numFmt w:val="lowerRoman"/>
+      <w:lvlText w:val="%3."/>
+      <w:lvlJc w:val="right"/>
+      <w:pPr>
+        <w:ind w:left="2160" w:hanging="180"/>
+      </w:pPr>
+    </w:lvl>
+    <w:lvl w:ilvl="3" w:tplc="0419000F" w:tentative="1">
+      <w:start w:val="1"/>
+      <w:numFmt w:val="decimal"/>
+      <w:lvlText w:val="%4."/>
+      <w:lvlJc w:val="left"/>
+      <w:pPr>
+        <w:ind w:left="2880" w:hanging="360"/>
+      </w:pPr>
+    </w:lvl>
+    <w:lvl w:ilvl="4" w:tplc="04190019" w:tentative="1">
+      <w:start w:val="1"/>
+      <w:numFmt w:val="lowerLetter"/>
+      <w:lvlText w:val="%5."/>
+      <w:lvlJc w:val="left"/>
+      <w:pPr>
+        <w:ind w:left="3600" w:hanging="360"/>
+      </w:pPr>
+    </w:lvl>
+    <w:lvl w:ilvl="5" w:tplc="0419001B" w:tentative="1">
+      <w:start w:val="1"/>
+      <w:numFmt w:val="lowerRoman"/>
+      <w:lvlText w:val="%6."/>
+      <w:lvlJc w:val="right"/>
+      <w:pPr>
+        <w:ind w:left="4320" w:hanging="180"/>
+      </w:pPr>
+    </w:lvl>
+    <w:lvl w:ilvl="6" w:tplc="0419000F" w:tentative="1">
+      <w:start w:val="1"/>
+      <w:numFmt w:val="decimal"/>
+      <w:lvlText w:val="%7."/>
+      <w:lvlJc w:val="left"/>
+      <w:pPr>
+        <w:ind w:left="5040" w:hanging="360"/>
+      </w:pPr>
+    </w:lvl>
+    <w:lvl w:ilvl="7" w:tplc="04190019" w:tentative="1">
+      <w:start w:val="1"/>
+      <w:numFmt w:val="lowerLetter"/>
+      <w:lvlText w:val="%8."/>
+      <w:lvlJc w:val="left"/>
+      <w:pPr>
+        <w:ind w:left="5760" w:hanging="360"/>
+      </w:pPr>
+    </w:lvl>
+    <w:lvl w:ilvl="8" w:tplc="0419001B" w:tentative="1">
+      <w:start w:val="1"/>
+      <w:numFmt w:val="lowerRoman"/>
+      <w:lvlText w:val="%9."/>
+      <w:lvlJc w:val="right"/>
+      <w:pPr>
+        <w:ind w:left="6480" w:hanging="180"/>
+      </w:pPr>
+    </w:lvl>
+  </w:abstractNum>
+  <w:abstractNum w:abstractNumId="2" w15:restartNumberingAfterBreak="0">
     <w:nsid w:val="62AF1FDA"/>
     <w:multiLevelType w:val="hybridMultilevel"/>
     <w:tmpl w:val="9650EC50"/>
@@ -2132,7 +3011,7 @@
       </w:pPr>
     </w:lvl>
   </w:abstractNum>
-  <w:abstractNum w:abstractNumId="1" w15:restartNumberingAfterBreak="0">
+  <w:abstractNum w:abstractNumId="3" w15:restartNumberingAfterBreak="0">
     <w:nsid w:val="641701FB"/>
     <w:multiLevelType w:val="hybridMultilevel"/>
     <w:tmpl w:val="7220D5A6"/>
@@ -2221,11 +3100,109 @@
       </w:pPr>
     </w:lvl>
   </w:abstractNum>
+  <w:abstractNum w:abstractNumId="4" w15:restartNumberingAfterBreak="0">
+    <w:nsid w:val="7E794964"/>
+    <w:multiLevelType w:val="hybridMultilevel"/>
+    <w:tmpl w:val="3CBC5BB4"/>
+    <w:lvl w:ilvl="0" w:tplc="0419000F">
+      <w:start w:val="1"/>
+      <w:numFmt w:val="decimal"/>
+      <w:lvlText w:val="%1."/>
+      <w:lvlJc w:val="left"/>
+      <w:pPr>
+        <w:ind w:left="720" w:hanging="360"/>
+      </w:pPr>
+      <w:rPr>
+        <w:rFonts w:hint="default"/>
+      </w:rPr>
+    </w:lvl>
+    <w:lvl w:ilvl="1" w:tplc="04190019" w:tentative="1">
+      <w:start w:val="1"/>
+      <w:numFmt w:val="lowerLetter"/>
+      <w:lvlText w:val="%2."/>
+      <w:lvlJc w:val="left"/>
+      <w:pPr>
+        <w:ind w:left="1440" w:hanging="360"/>
+      </w:pPr>
+    </w:lvl>
+    <w:lvl w:ilvl="2" w:tplc="0419001B" w:tentative="1">
+      <w:start w:val="1"/>
+      <w:numFmt w:val="lowerRoman"/>
+      <w:lvlText w:val="%3."/>
+      <w:lvlJc w:val="right"/>
+      <w:pPr>
+        <w:ind w:left="2160" w:hanging="180"/>
+      </w:pPr>
+    </w:lvl>
+    <w:lvl w:ilvl="3" w:tplc="0419000F" w:tentative="1">
+      <w:start w:val="1"/>
+      <w:numFmt w:val="decimal"/>
+      <w:lvlText w:val="%4."/>
+      <w:lvlJc w:val="left"/>
+      <w:pPr>
+        <w:ind w:left="2880" w:hanging="360"/>
+      </w:pPr>
+    </w:lvl>
+    <w:lvl w:ilvl="4" w:tplc="04190019" w:tentative="1">
+      <w:start w:val="1"/>
+      <w:numFmt w:val="lowerLetter"/>
+      <w:lvlText w:val="%5."/>
+      <w:lvlJc w:val="left"/>
+      <w:pPr>
+        <w:ind w:left="3600" w:hanging="360"/>
+      </w:pPr>
+    </w:lvl>
+    <w:lvl w:ilvl="5" w:tplc="0419001B" w:tentative="1">
+      <w:start w:val="1"/>
+      <w:numFmt w:val="lowerRoman"/>
+      <w:lvlText w:val="%6."/>
+      <w:lvlJc w:val="right"/>
+      <w:pPr>
+        <w:ind w:left="4320" w:hanging="180"/>
+      </w:pPr>
+    </w:lvl>
+    <w:lvl w:ilvl="6" w:tplc="0419000F" w:tentative="1">
+      <w:start w:val="1"/>
+      <w:numFmt w:val="decimal"/>
+      <w:lvlText w:val="%7."/>
+      <w:lvlJc w:val="left"/>
+      <w:pPr>
+        <w:ind w:left="5040" w:hanging="360"/>
+      </w:pPr>
+    </w:lvl>
+    <w:lvl w:ilvl="7" w:tplc="04190019" w:tentative="1">
+      <w:start w:val="1"/>
+      <w:numFmt w:val="lowerLetter"/>
+      <w:lvlText w:val="%8."/>
+      <w:lvlJc w:val="left"/>
+      <w:pPr>
+        <w:ind w:left="5760" w:hanging="360"/>
+      </w:pPr>
+    </w:lvl>
+    <w:lvl w:ilvl="8" w:tplc="0419001B" w:tentative="1">
+      <w:start w:val="1"/>
+      <w:numFmt w:val="lowerRoman"/>
+      <w:lvlText w:val="%9."/>
+      <w:lvlJc w:val="right"/>
+      <w:pPr>
+        <w:ind w:left="6480" w:hanging="180"/>
+      </w:pPr>
+    </w:lvl>
+  </w:abstractNum>
   <w:num w:numId="1">
+    <w:abstractNumId w:val="3"/>
+  </w:num>
+  <w:num w:numId="2">
+    <w:abstractNumId w:val="2"/>
+  </w:num>
+  <w:num w:numId="3">
+    <w:abstractNumId w:val="0"/>
+  </w:num>
+  <w:num w:numId="4">
     <w:abstractNumId w:val="1"/>
   </w:num>
-  <w:num w:numId="2">
-    <w:abstractNumId w:val="0"/>
+  <w:num w:numId="5">
+    <w:abstractNumId w:val="4"/>
   </w:num>
 </w:numbering>
 </file>

--- a/Exc3/ADR.docx
+++ b/Exc3/ADR.docx
@@ -17,6 +17,7 @@
       </w:pPr>
       <w:bookmarkStart w:id="0" w:name="_b7urdng99y53" w:colFirst="0" w:colLast="0"/>
       <w:bookmarkEnd w:id="0"/>
+      <w:commentRangeStart w:id="1"/>
       <w:r>
         <w:rPr>
           <w:b/>
@@ -65,6 +66,14 @@
         </w:rPr>
         <w:t xml:space="preserve"> концептуальной архитектуры открытия депозитов для MVP</w:t>
       </w:r>
+      <w:commentRangeEnd w:id="1"/>
+      <w:r>
+        <w:rPr>
+          <w:rStyle w:val="CommentReference"/>
+          <w:color w:val="auto"/>
+        </w:rPr>
+        <w:commentReference w:id="1"/>
+      </w:r>
     </w:p>
     <w:p>
       <w:pPr>
@@ -80,8 +89,8 @@
           <w:lang w:val="ru-RU"/>
         </w:rPr>
       </w:pPr>
-      <w:bookmarkStart w:id="1" w:name="_hjk0fkfyohdk" w:colFirst="0" w:colLast="0"/>
-      <w:bookmarkEnd w:id="1"/>
+      <w:bookmarkStart w:id="2" w:name="_hjk0fkfyohdk" w:colFirst="0" w:colLast="0"/>
+      <w:bookmarkEnd w:id="2"/>
       <w:r>
         <w:rPr>
           <w:b/>
@@ -126,8 +135,8 @@
           <w:lang w:val="ru-RU"/>
         </w:rPr>
       </w:pPr>
-      <w:bookmarkStart w:id="2" w:name="_uanumrh8zrui" w:colFirst="0" w:colLast="0"/>
-      <w:bookmarkEnd w:id="2"/>
+      <w:bookmarkStart w:id="3" w:name="_uanumrh8zrui" w:colFirst="0" w:colLast="0"/>
+      <w:bookmarkEnd w:id="3"/>
       <w:r>
         <w:rPr>
           <w:b/>
@@ -162,8 +171,8 @@
           <w:lang w:val="ru-RU"/>
         </w:rPr>
       </w:pPr>
-      <w:bookmarkStart w:id="3" w:name="_3bfxc9a45514" w:colFirst="0" w:colLast="0"/>
-      <w:bookmarkEnd w:id="3"/>
+      <w:bookmarkStart w:id="4" w:name="_3bfxc9a45514" w:colFirst="0" w:colLast="0"/>
+      <w:bookmarkEnd w:id="4"/>
       <w:r>
         <w:rPr>
           <w:b/>
@@ -458,6 +467,12 @@
               </w:rPr>
               <w:t>Клиент</w:t>
             </w:r>
+            <w:r>
+              <w:rPr>
+                <w:lang w:val="ru-RU"/>
+              </w:rPr>
+              <w:t>, интернет-банк</w:t>
+            </w:r>
           </w:p>
         </w:tc>
         <w:tc>
@@ -687,6 +702,12 @@
               </w:rPr>
               <w:t>Клиент</w:t>
             </w:r>
+            <w:r>
+              <w:rPr>
+                <w:lang w:val="ru-RU"/>
+              </w:rPr>
+              <w:t>, интернет-банк</w:t>
+            </w:r>
           </w:p>
         </w:tc>
         <w:tc>
@@ -907,6 +928,7 @@
               <w:bottom w:val="single" w:sz="8" w:space="0" w:color="000000"/>
               <w:right w:val="single" w:sz="8" w:space="0" w:color="000000"/>
             </w:tcBorders>
+            <w:shd w:val="clear" w:color="auto" w:fill="FDE9D9" w:themeFill="accent6" w:themeFillTint="33"/>
             <w:tcMar>
               <w:top w:w="100" w:type="dxa"/>
               <w:left w:w="100" w:type="dxa"/>
@@ -938,6 +960,7 @@
               <w:bottom w:val="single" w:sz="8" w:space="0" w:color="000000"/>
               <w:right w:val="single" w:sz="8" w:space="0" w:color="000000"/>
             </w:tcBorders>
+            <w:shd w:val="clear" w:color="auto" w:fill="FDE9D9" w:themeFill="accent6" w:themeFillTint="33"/>
             <w:tcMar>
               <w:top w:w="100" w:type="dxa"/>
               <w:left w:w="100" w:type="dxa"/>
@@ -956,6 +979,12 @@
                 <w:lang w:val="ru-RU"/>
               </w:rPr>
               <w:t>Клиент</w:t>
+            </w:r>
+            <w:r>
+              <w:rPr>
+                <w:lang w:val="ru-RU"/>
+              </w:rPr>
+              <w:t>, сотрудник фронт-офиса</w:t>
             </w:r>
           </w:p>
         </w:tc>
@@ -968,6 +997,7 @@
               <w:bottom w:val="single" w:sz="8" w:space="0" w:color="000000"/>
               <w:right w:val="single" w:sz="8" w:space="0" w:color="000000"/>
             </w:tcBorders>
+            <w:shd w:val="clear" w:color="auto" w:fill="FDE9D9" w:themeFill="accent6" w:themeFillTint="33"/>
             <w:tcMar>
               <w:top w:w="100" w:type="dxa"/>
               <w:left w:w="100" w:type="dxa"/>
@@ -995,21 +1025,6 @@
                 <w:lang w:val="ru-RU"/>
               </w:rPr>
               <w:t xml:space="preserve"> в отделении банка</w:t>
-            </w:r>
-          </w:p>
-          <w:p>
-            <w:pPr>
-              <w:rPr>
-                <w:lang w:val="ru-RU"/>
-              </w:rPr>
-            </w:pPr>
-            <w:r>
-              <w:rPr>
-                <w:highlight w:val="cyan"/>
-                <w:lang w:val="ru-RU"/>
-              </w:rPr>
-              <w:lastRenderedPageBreak/>
-              <w:t>(уточнить название кейса)</w:t>
             </w:r>
           </w:p>
         </w:tc>
@@ -1022,6 +1037,7 @@
               <w:bottom w:val="single" w:sz="8" w:space="0" w:color="000000"/>
               <w:right w:val="single" w:sz="8" w:space="0" w:color="000000"/>
             </w:tcBorders>
+            <w:shd w:val="clear" w:color="auto" w:fill="FDE9D9" w:themeFill="accent6" w:themeFillTint="33"/>
             <w:tcMar>
               <w:top w:w="100" w:type="dxa"/>
               <w:left w:w="100" w:type="dxa"/>
@@ -1039,7 +1055,6 @@
               </w:numPr>
             </w:pPr>
             <w:r>
-              <w:lastRenderedPageBreak/>
               <w:t>Клиент приходит в отделение банка;</w:t>
             </w:r>
           </w:p>
@@ -1054,6 +1069,39 @@
             </w:pPr>
             <w:r>
               <w:t xml:space="preserve">Сотрудник фронт-офиса </w:t>
+            </w:r>
+            <w:r>
+              <w:t xml:space="preserve">просматривает предложения доступные клиенту через раздел в АБС с доступными </w:t>
+            </w:r>
+            <w:r>
+              <w:lastRenderedPageBreak/>
+              <w:t>предложениями для клиента;</w:t>
+            </w:r>
+          </w:p>
+          <w:p>
+            <w:pPr>
+              <w:pStyle w:val="LO-normal"/>
+              <w:widowControl w:val="0"/>
+              <w:numPr>
+                <w:ilvl w:val="0"/>
+                <w:numId w:val="5"/>
+              </w:numPr>
+            </w:pPr>
+            <w:r>
+              <w:t>Сотрудник фронт-офиса уточняет условия открытия депозита;</w:t>
+            </w:r>
+          </w:p>
+          <w:p>
+            <w:pPr>
+              <w:pStyle w:val="LO-normal"/>
+              <w:widowControl w:val="0"/>
+              <w:numPr>
+                <w:ilvl w:val="0"/>
+                <w:numId w:val="5"/>
+              </w:numPr>
+            </w:pPr>
+            <w:r>
+              <w:t>В случае успеха клиент приходит в банк и подтверждает свою личность.</w:t>
             </w:r>
           </w:p>
         </w:tc>
@@ -1071,6 +1119,7 @@
               <w:bottom w:val="single" w:sz="8" w:space="0" w:color="000000"/>
               <w:right w:val="single" w:sz="8" w:space="0" w:color="000000"/>
             </w:tcBorders>
+            <w:shd w:val="clear" w:color="auto" w:fill="FDE9D9" w:themeFill="accent6" w:themeFillTint="33"/>
             <w:tcMar>
               <w:top w:w="100" w:type="dxa"/>
               <w:left w:w="100" w:type="dxa"/>
@@ -1101,6 +1150,7 @@
               <w:bottom w:val="single" w:sz="8" w:space="0" w:color="000000"/>
               <w:right w:val="single" w:sz="8" w:space="0" w:color="000000"/>
             </w:tcBorders>
+            <w:shd w:val="clear" w:color="auto" w:fill="FDE9D9" w:themeFill="accent6" w:themeFillTint="33"/>
             <w:tcMar>
               <w:top w:w="100" w:type="dxa"/>
               <w:left w:w="100" w:type="dxa"/>
@@ -1119,6 +1169,12 @@
                 <w:lang w:val="ru-RU"/>
               </w:rPr>
               <w:t>Клиент</w:t>
+            </w:r>
+            <w:r>
+              <w:rPr>
+                <w:lang w:val="ru-RU"/>
+              </w:rPr>
+              <w:t>, сотрудник колл-центре, колл-центр</w:t>
             </w:r>
           </w:p>
         </w:tc>
@@ -1131,6 +1187,7 @@
               <w:bottom w:val="single" w:sz="8" w:space="0" w:color="000000"/>
               <w:right w:val="single" w:sz="8" w:space="0" w:color="000000"/>
             </w:tcBorders>
+            <w:shd w:val="clear" w:color="auto" w:fill="FDE9D9" w:themeFill="accent6" w:themeFillTint="33"/>
             <w:tcMar>
               <w:top w:w="100" w:type="dxa"/>
               <w:left w:w="100" w:type="dxa"/>
@@ -1161,6 +1218,7 @@
               <w:bottom w:val="single" w:sz="8" w:space="0" w:color="000000"/>
               <w:right w:val="single" w:sz="8" w:space="0" w:color="000000"/>
             </w:tcBorders>
+            <w:shd w:val="clear" w:color="auto" w:fill="FDE9D9" w:themeFill="accent6" w:themeFillTint="33"/>
             <w:tcMar>
               <w:top w:w="100" w:type="dxa"/>
               <w:left w:w="100" w:type="dxa"/>
@@ -1249,6 +1307,7 @@
               <w:bottom w:val="single" w:sz="8" w:space="0" w:color="000000"/>
               <w:right w:val="single" w:sz="8" w:space="0" w:color="000000"/>
             </w:tcBorders>
+            <w:shd w:val="clear" w:color="auto" w:fill="FDE9D9" w:themeFill="accent6" w:themeFillTint="33"/>
             <w:tcMar>
               <w:top w:w="100" w:type="dxa"/>
               <w:left w:w="100" w:type="dxa"/>
@@ -1279,6 +1338,7 @@
               <w:bottom w:val="single" w:sz="8" w:space="0" w:color="000000"/>
               <w:right w:val="single" w:sz="8" w:space="0" w:color="000000"/>
             </w:tcBorders>
+            <w:shd w:val="clear" w:color="auto" w:fill="FDE9D9" w:themeFill="accent6" w:themeFillTint="33"/>
             <w:tcMar>
               <w:top w:w="100" w:type="dxa"/>
               <w:left w:w="100" w:type="dxa"/>
@@ -1303,6 +1363,25 @@
                 <w:lang w:val="ru-RU"/>
               </w:rPr>
               <w:t>, менеджер колл-центра</w:t>
+            </w:r>
+            <w:r>
+              <w:rPr>
+                <w:lang w:val="ru-RU"/>
+              </w:rPr>
+              <w:t>,</w:t>
+            </w:r>
+          </w:p>
+          <w:p>
+            <w:pPr>
+              <w:rPr>
+                <w:lang w:val="ru-RU"/>
+              </w:rPr>
+            </w:pPr>
+            <w:r>
+              <w:rPr>
+                <w:lang w:val="ru-RU"/>
+              </w:rPr>
+              <w:t>сайт</w:t>
             </w:r>
           </w:p>
         </w:tc>
@@ -1315,6 +1394,7 @@
               <w:bottom w:val="single" w:sz="8" w:space="0" w:color="000000"/>
               <w:right w:val="single" w:sz="8" w:space="0" w:color="000000"/>
             </w:tcBorders>
+            <w:shd w:val="clear" w:color="auto" w:fill="FDE9D9" w:themeFill="accent6" w:themeFillTint="33"/>
             <w:tcMar>
               <w:top w:w="100" w:type="dxa"/>
               <w:left w:w="100" w:type="dxa"/>
@@ -1351,6 +1431,7 @@
               <w:bottom w:val="single" w:sz="8" w:space="0" w:color="000000"/>
               <w:right w:val="single" w:sz="8" w:space="0" w:color="000000"/>
             </w:tcBorders>
+            <w:shd w:val="clear" w:color="auto" w:fill="FDE9D9" w:themeFill="accent6" w:themeFillTint="33"/>
             <w:tcMar>
               <w:top w:w="100" w:type="dxa"/>
               <w:left w:w="100" w:type="dxa"/>
@@ -1368,13 +1449,7 @@
               </w:numPr>
             </w:pPr>
             <w:r>
-              <w:t xml:space="preserve">Клиент </w:t>
-            </w:r>
-            <w:r>
-              <w:t xml:space="preserve">на сайте </w:t>
-            </w:r>
-            <w:r>
-              <w:t>выбирает депозит из списка доступных для открытия депозитов;</w:t>
+              <w:t>Клиент заходит на сайт;</w:t>
             </w:r>
           </w:p>
           <w:p>
@@ -1387,7 +1462,10 @@
               </w:numPr>
             </w:pPr>
             <w:r>
-              <w:t>Сайт отображает форму для ввода телефона и Ф.И.О. клиента.</w:t>
+              <w:t xml:space="preserve">Сайт </w:t>
+            </w:r>
+            <w:r>
+              <w:t>загружает данные о доступных депозитах с актуальными ставками и персонализированные ставки лично для клиента;</w:t>
             </w:r>
           </w:p>
           <w:p>
@@ -1400,17 +1478,13 @@
               </w:numPr>
             </w:pPr>
             <w:r>
-              <w:t>Сайт проверяет формат телефона и обязательность заполненных полей. Если все хорошо, у клиента появляется возможность отправить заявку на создание депозита.</w:t>
-            </w:r>
-          </w:p>
-          <w:p>
-            <w:pPr>
-              <w:pStyle w:val="LO-normal"/>
-              <w:widowControl w:val="0"/>
-              <w:ind w:left="720"/>
-            </w:pPr>
-            <w:r>
-              <w:t>Если формат телефона не верный или заполнены не все обязательные поля, на форме ввода отображается описание ошибок;</w:t>
+              <w:t xml:space="preserve">Клиент </w:t>
+            </w:r>
+            <w:r>
+              <w:t xml:space="preserve">на сайте </w:t>
+            </w:r>
+            <w:r>
+              <w:t>выбирает депозит из списка доступных для открытия депозитов;</w:t>
             </w:r>
           </w:p>
           <w:p>
@@ -1423,7 +1497,47 @@
               </w:numPr>
             </w:pPr>
             <w:r>
-              <w:t>После того, как заявка отправилась на сервер, менеджер колл-центра видит новую заявку от клиента и перезванивает клиенту для уточнения условий открытия депозита;</w:t>
+              <w:t>Сайт отображает форму для ввода телефона и Ф.И.О. клиента.</w:t>
+            </w:r>
+          </w:p>
+          <w:p>
+            <w:pPr>
+              <w:pStyle w:val="LO-normal"/>
+              <w:widowControl w:val="0"/>
+              <w:numPr>
+                <w:ilvl w:val="0"/>
+                <w:numId w:val="3"/>
+              </w:numPr>
+            </w:pPr>
+            <w:r>
+              <w:t>Сайт проверяет формат телефона и обязательность заполненных полей. Если все хорошо, у клиента появляется возможность отправить заявку на создание депозита.</w:t>
+            </w:r>
+          </w:p>
+          <w:p>
+            <w:pPr>
+              <w:pStyle w:val="LO-normal"/>
+              <w:widowControl w:val="0"/>
+              <w:ind w:left="720"/>
+            </w:pPr>
+            <w:r>
+              <w:t>Если формат телефона не верный или заполнены не все обязательные поля, на форме ввода отображается описание ошибок;</w:t>
+            </w:r>
+          </w:p>
+          <w:p>
+            <w:pPr>
+              <w:pStyle w:val="LO-normal"/>
+              <w:widowControl w:val="0"/>
+              <w:numPr>
+                <w:ilvl w:val="0"/>
+                <w:numId w:val="3"/>
+              </w:numPr>
+            </w:pPr>
+            <w:r>
+              <w:t xml:space="preserve">После того, как заявка </w:t>
+            </w:r>
+            <w:r>
+              <w:lastRenderedPageBreak/>
+              <w:t>отправилась на сервер, менеджер колл-центра видит новую заявку от клиента и перезванивает клиенту для уточнения условий открытия депозита;</w:t>
             </w:r>
           </w:p>
           <w:p>
@@ -1460,6 +1574,7 @@
               <w:bottom w:val="single" w:sz="8" w:space="0" w:color="000000"/>
               <w:right w:val="single" w:sz="8" w:space="0" w:color="000000"/>
             </w:tcBorders>
+            <w:shd w:val="clear" w:color="auto" w:fill="FDE9D9" w:themeFill="accent6" w:themeFillTint="33"/>
             <w:tcMar>
               <w:top w:w="100" w:type="dxa"/>
               <w:left w:w="100" w:type="dxa"/>
@@ -1491,6 +1606,7 @@
               <w:bottom w:val="single" w:sz="8" w:space="0" w:color="000000"/>
               <w:right w:val="single" w:sz="8" w:space="0" w:color="000000"/>
             </w:tcBorders>
+            <w:shd w:val="clear" w:color="auto" w:fill="FDE9D9" w:themeFill="accent6" w:themeFillTint="33"/>
             <w:tcMar>
               <w:top w:w="100" w:type="dxa"/>
               <w:left w:w="100" w:type="dxa"/>
@@ -1509,6 +1625,12 @@
                 <w:lang w:val="ru-RU"/>
               </w:rPr>
               <w:t>Клиент</w:t>
+            </w:r>
+            <w:r>
+              <w:rPr>
+                <w:lang w:val="ru-RU"/>
+              </w:rPr>
+              <w:t>, мобильное приложение</w:t>
             </w:r>
           </w:p>
         </w:tc>
@@ -1521,6 +1643,7 @@
               <w:bottom w:val="single" w:sz="8" w:space="0" w:color="000000"/>
               <w:right w:val="single" w:sz="8" w:space="0" w:color="000000"/>
             </w:tcBorders>
+            <w:shd w:val="clear" w:color="auto" w:fill="FDE9D9" w:themeFill="accent6" w:themeFillTint="33"/>
             <w:tcMar>
               <w:top w:w="100" w:type="dxa"/>
               <w:left w:w="100" w:type="dxa"/>
@@ -1539,20 +1662,6 @@
                 <w:lang w:val="ru-RU"/>
               </w:rPr>
               <w:t>Открытие с мобильного приложения</w:t>
-            </w:r>
-          </w:p>
-          <w:p>
-            <w:pPr>
-              <w:rPr>
-                <w:lang w:val="ru-RU"/>
-              </w:rPr>
-            </w:pPr>
-            <w:r>
-              <w:rPr>
-                <w:highlight w:val="cyan"/>
-                <w:lang w:val="ru-RU"/>
-              </w:rPr>
-              <w:t>(уточнить название кейса)</w:t>
             </w:r>
           </w:p>
         </w:tc>
@@ -1565,6 +1674,7 @@
               <w:bottom w:val="single" w:sz="8" w:space="0" w:color="000000"/>
               <w:right w:val="single" w:sz="8" w:space="0" w:color="000000"/>
             </w:tcBorders>
+            <w:shd w:val="clear" w:color="auto" w:fill="FDE9D9" w:themeFill="accent6" w:themeFillTint="33"/>
             <w:tcMar>
               <w:top w:w="100" w:type="dxa"/>
               <w:left w:w="100" w:type="dxa"/>
@@ -1576,7 +1686,176 @@
             <w:pPr>
               <w:pStyle w:val="LO-normal"/>
               <w:widowControl w:val="0"/>
-            </w:pPr>
+              <w:numPr>
+                <w:ilvl w:val="0"/>
+                <w:numId w:val="6"/>
+              </w:numPr>
+            </w:pPr>
+            <w:r>
+              <w:t>Клиент открывает мобильное приложение и переходит в раздел создания заявок на открытие депозита;</w:t>
+            </w:r>
+          </w:p>
+          <w:p>
+            <w:pPr>
+              <w:pStyle w:val="LO-normal"/>
+              <w:widowControl w:val="0"/>
+              <w:numPr>
+                <w:ilvl w:val="0"/>
+                <w:numId w:val="6"/>
+              </w:numPr>
+            </w:pPr>
+            <w:r>
+              <w:t xml:space="preserve">Мобильное приложение загружает </w:t>
+            </w:r>
+            <w:r>
+              <w:t>данные о доступных депозитах с актуальными ставками и персонализированные ставки лично для клиента;</w:t>
+            </w:r>
+          </w:p>
+          <w:p>
+            <w:pPr>
+              <w:pStyle w:val="LO-normal"/>
+              <w:widowControl w:val="0"/>
+              <w:numPr>
+                <w:ilvl w:val="0"/>
+                <w:numId w:val="6"/>
+              </w:numPr>
+            </w:pPr>
+            <w:r>
+              <w:t>Загруженные данные отображаются на интерфейсе мобильного приложения;</w:t>
+            </w:r>
+          </w:p>
+          <w:p>
+            <w:pPr>
+              <w:pStyle w:val="LO-normal"/>
+              <w:widowControl w:val="0"/>
+              <w:numPr>
+                <w:ilvl w:val="0"/>
+                <w:numId w:val="6"/>
+              </w:numPr>
+            </w:pPr>
+            <w:r>
+              <w:t>Клиент выбирает депозит из загруженный;</w:t>
+            </w:r>
+          </w:p>
+          <w:p>
+            <w:pPr>
+              <w:pStyle w:val="LO-normal"/>
+              <w:widowControl w:val="0"/>
+              <w:numPr>
+                <w:ilvl w:val="0"/>
+                <w:numId w:val="6"/>
+              </w:numPr>
+            </w:pPr>
+            <w:r>
+              <w:t>После выбора депозита клиент указывается сумму и нажимает кнопку создания заявки на открытие нового депозита;</w:t>
+            </w:r>
+          </w:p>
+          <w:p>
+            <w:pPr>
+              <w:pStyle w:val="LO-normal"/>
+              <w:widowControl w:val="0"/>
+              <w:numPr>
+                <w:ilvl w:val="0"/>
+                <w:numId w:val="6"/>
+              </w:numPr>
+            </w:pPr>
+            <w:r>
+              <w:t xml:space="preserve">После успешной отправки заявки на открытие нового депозита интерфейс мобильного приложения отображает окно для ввода СМС-кода подтверждения </w:t>
+            </w:r>
+            <w:r>
+              <w:t xml:space="preserve">заявки </w:t>
+            </w:r>
+            <w:r>
+              <w:t>на создания нового депозита.</w:t>
+            </w:r>
+          </w:p>
+          <w:p>
+            <w:pPr>
+              <w:pStyle w:val="LO-normal"/>
+              <w:widowControl w:val="0"/>
+              <w:ind w:left="720"/>
+            </w:pPr>
+            <w:r>
+              <w:t>Возможность введения кода ограничена временем, время отчитывается от большего в меньшему;</w:t>
+            </w:r>
+          </w:p>
+          <w:p>
+            <w:pPr>
+              <w:pStyle w:val="LO-normal"/>
+              <w:widowControl w:val="0"/>
+              <w:numPr>
+                <w:ilvl w:val="0"/>
+                <w:numId w:val="6"/>
+              </w:numPr>
+            </w:pPr>
+            <w:r>
+              <w:t xml:space="preserve">Спустя какое-то время клиенту приходит одноразовый СМС-код на </w:t>
+            </w:r>
+            <w:r>
+              <w:lastRenderedPageBreak/>
+              <w:t>телефон клиента;</w:t>
+            </w:r>
+          </w:p>
+          <w:p>
+            <w:pPr>
+              <w:pStyle w:val="LO-normal"/>
+              <w:widowControl w:val="0"/>
+              <w:numPr>
+                <w:ilvl w:val="0"/>
+                <w:numId w:val="6"/>
+              </w:numPr>
+            </w:pPr>
+            <w:r>
+              <w:t xml:space="preserve">Мобильное приложение отслеживает СМС-уведомления и предлагает подтвердить заполнения кода из СМС автоматически или отказаться от автозаполнения и предоставить клиенту возможность самому указать полученный СМС-код </w:t>
+            </w:r>
+            <w:r>
+              <w:t xml:space="preserve">(см. пункт </w:t>
+            </w:r>
+            <w:r>
+              <w:t>7</w:t>
+            </w:r>
+            <w:r>
+              <w:t xml:space="preserve"> данного списка);</w:t>
+            </w:r>
+          </w:p>
+          <w:p>
+            <w:pPr>
+              <w:pStyle w:val="LO-normal"/>
+              <w:widowControl w:val="0"/>
+              <w:numPr>
+                <w:ilvl w:val="0"/>
+                <w:numId w:val="6"/>
+              </w:numPr>
+            </w:pPr>
+            <w:r>
+              <w:t>Сотрудник бэк-офиса получает информацию о новой заявке;</w:t>
+            </w:r>
+          </w:p>
+          <w:p>
+            <w:pPr>
+              <w:pStyle w:val="LO-normal"/>
+              <w:widowControl w:val="0"/>
+              <w:numPr>
+                <w:ilvl w:val="0"/>
+                <w:numId w:val="6"/>
+              </w:numPr>
+            </w:pPr>
+            <w:r>
+              <w:t>Проверив заявку, сотрудник бэк-офиса подтверждает или отклоняет заявку.</w:t>
+            </w:r>
+          </w:p>
+          <w:p>
+            <w:pPr>
+              <w:pStyle w:val="LO-normal"/>
+              <w:widowControl w:val="0"/>
+              <w:numPr>
+                <w:ilvl w:val="0"/>
+                <w:numId w:val="6"/>
+              </w:numPr>
+            </w:pPr>
+            <w:r>
+              <w:t>После подтверждения или отклонения заявки клиенту приходит СМС-уведомление с информации по заявке клиента, которую отклонил или подтвердил менеджер бэк-офиса.</w:t>
+            </w:r>
           </w:p>
         </w:tc>
       </w:tr>
@@ -1594,8 +1873,8 @@
           <w:szCs w:val="26"/>
         </w:rPr>
       </w:pPr>
-      <w:bookmarkStart w:id="4" w:name="_u8xz25hbrgql" w:colFirst="0" w:colLast="0"/>
-      <w:bookmarkEnd w:id="4"/>
+      <w:bookmarkStart w:id="5" w:name="_u8xz25hbrgql" w:colFirst="0" w:colLast="0"/>
+      <w:bookmarkEnd w:id="5"/>
       <w:r>
         <w:rPr>
           <w:b/>
@@ -1603,6 +1882,7 @@
           <w:sz w:val="26"/>
           <w:szCs w:val="26"/>
         </w:rPr>
+        <w:lastRenderedPageBreak/>
         <w:t>Нефункциональные требования</w:t>
       </w:r>
     </w:p>
@@ -2138,6 +2418,7 @@
               <w:rPr>
                 <w:lang w:val="ru-RU"/>
               </w:rPr>
+              <w:lastRenderedPageBreak/>
               <w:t>+R4</w:t>
             </w:r>
           </w:p>
@@ -2201,8 +2482,8 @@
           <w:szCs w:val="26"/>
         </w:rPr>
       </w:pPr>
-      <w:bookmarkStart w:id="5" w:name="_qmphm5d6rvi3" w:colFirst="0" w:colLast="0"/>
-      <w:bookmarkEnd w:id="5"/>
+      <w:bookmarkStart w:id="6" w:name="_qmphm5d6rvi3" w:colFirst="0" w:colLast="0"/>
+      <w:bookmarkEnd w:id="6"/>
       <w:r>
         <w:rPr>
           <w:b/>
@@ -2293,7 +2574,6 @@
           <w:noProof/>
           <w:lang w:val="ru-RU"/>
         </w:rPr>
-        <w:lastRenderedPageBreak/>
         <w:drawing>
           <wp:inline distT="0" distB="0" distL="0" distR="0" wp14:anchorId="6E9FF870" wp14:editId="0A0ADE32">
             <wp:extent cx="2914650" cy="4333875"/>
@@ -2310,7 +2590,7 @@
                     <pic:cNvPicPr/>
                   </pic:nvPicPr>
                   <pic:blipFill>
-                    <a:blip r:embed="rId5"/>
+                    <a:blip r:embed="rId9"/>
                     <a:stretch>
                       <a:fillRect/>
                     </a:stretch>
@@ -2391,10 +2671,65 @@
         <w:spacing w:before="240" w:after="240"/>
         <w:jc w:val="center"/>
       </w:pPr>
+      <w:r>
+        <w:rPr>
+          <w:noProof/>
+        </w:rPr>
+        <w:lastRenderedPageBreak/>
+        <w:drawing>
+          <wp:inline distT="0" distB="0" distL="0" distR="0" wp14:anchorId="150771B3" wp14:editId="60F4D048">
+            <wp:extent cx="6106928" cy="6228000"/>
+            <wp:effectExtent l="0" t="0" r="8255" b="1905"/>
+            <wp:docPr id="4" name="Picture 4"/>
+            <wp:cNvGraphicFramePr>
+              <a:graphicFrameLocks xmlns:a="http://schemas.openxmlformats.org/drawingml/2006/main" noChangeAspect="1"/>
+            </wp:cNvGraphicFramePr>
+            <a:graphic xmlns:a="http://schemas.openxmlformats.org/drawingml/2006/main">
+              <a:graphicData uri="http://schemas.openxmlformats.org/drawingml/2006/picture">
+                <pic:pic xmlns:pic="http://schemas.openxmlformats.org/drawingml/2006/picture">
+                  <pic:nvPicPr>
+                    <pic:cNvPr id="0" name="Picture 1"/>
+                    <pic:cNvPicPr>
+                      <a:picLocks noChangeAspect="1" noChangeArrowheads="1"/>
+                    </pic:cNvPicPr>
+                  </pic:nvPicPr>
+                  <pic:blipFill>
+                    <a:blip r:embed="rId10" cstate="print">
+                      <a:extLst>
+                        <a:ext uri="{28A0092B-C50C-407E-A947-70E740481C1C}">
+                          <a14:useLocalDpi xmlns:a14="http://schemas.microsoft.com/office/drawing/2010/main" val="0"/>
+                        </a:ext>
+                      </a:extLst>
+                    </a:blip>
+                    <a:srcRect/>
+                    <a:stretch>
+                      <a:fillRect/>
+                    </a:stretch>
+                  </pic:blipFill>
+                  <pic:spPr bwMode="auto">
+                    <a:xfrm>
+                      <a:off x="0" y="0"/>
+                      <a:ext cx="6106928" cy="6228000"/>
+                    </a:xfrm>
+                    <a:prstGeom prst="rect">
+                      <a:avLst/>
+                    </a:prstGeom>
+                    <a:noFill/>
+                    <a:ln>
+                      <a:noFill/>
+                    </a:ln>
+                  </pic:spPr>
+                </pic:pic>
+              </a:graphicData>
+            </a:graphic>
+          </wp:inline>
+        </w:drawing>
+      </w:r>
     </w:p>
     <w:p>
       <w:pPr>
         <w:pStyle w:val="Caption"/>
+        <w:shd w:val="clear" w:color="auto" w:fill="FDE9D9" w:themeFill="accent6" w:themeFillTint="33"/>
         <w:jc w:val="center"/>
       </w:pPr>
       <w:r>
@@ -2535,6 +2870,104 @@
           <w:lang w:val="ru-RU"/>
         </w:rPr>
         <w:t>.</w:t>
+      </w:r>
+    </w:p>
+    <w:p>
+      <w:pPr>
+        <w:shd w:val="clear" w:color="auto" w:fill="FDE9D9" w:themeFill="accent6" w:themeFillTint="33"/>
+        <w:spacing w:before="240" w:after="240"/>
+        <w:rPr>
+          <w:lang w:val="ru-RU"/>
+        </w:rPr>
+      </w:pPr>
+      <w:r>
+        <w:rPr>
+          <w:lang w:val="ru-RU"/>
+        </w:rPr>
+        <w:lastRenderedPageBreak/>
+        <w:t xml:space="preserve">Синхронизация данных между разными БД </w:t>
+      </w:r>
+      <w:proofErr w:type="gramStart"/>
+      <w:r>
+        <w:rPr>
+          <w:lang w:val="ru-RU"/>
+        </w:rPr>
+        <w:t>через брокер</w:t>
+      </w:r>
+      <w:proofErr w:type="gramEnd"/>
+      <w:r>
+        <w:rPr>
+          <w:lang w:val="ru-RU"/>
+        </w:rPr>
+        <w:t xml:space="preserve"> </w:t>
+      </w:r>
+      <w:r>
+        <w:rPr>
+          <w:lang w:val="en-US"/>
+        </w:rPr>
+        <w:t>Kafka</w:t>
+      </w:r>
+      <w:r>
+        <w:rPr>
+          <w:lang w:val="ru-RU"/>
+        </w:rPr>
+        <w:t xml:space="preserve"> </w:t>
+      </w:r>
+      <w:r>
+        <w:rPr>
+          <w:lang w:val="ru-RU"/>
+        </w:rPr>
+        <w:t xml:space="preserve">предполагается делать средствами </w:t>
+      </w:r>
+      <w:r>
+        <w:rPr>
+          <w:lang w:val="en-US"/>
+        </w:rPr>
+        <w:t>CDC</w:t>
+      </w:r>
+      <w:r>
+        <w:rPr>
+          <w:lang w:val="ru-RU"/>
+        </w:rPr>
+        <w:t xml:space="preserve">, </w:t>
+      </w:r>
+      <w:r>
+        <w:rPr>
+          <w:lang w:val="ru-RU"/>
+        </w:rPr>
+        <w:t xml:space="preserve">таких как </w:t>
+      </w:r>
+      <w:proofErr w:type="spellStart"/>
+      <w:r>
+        <w:rPr>
+          <w:lang w:val="ru-RU"/>
+        </w:rPr>
+        <w:t>Debezium</w:t>
+      </w:r>
+      <w:proofErr w:type="spellEnd"/>
+      <w:r>
+        <w:rPr>
+          <w:lang w:val="ru-RU"/>
+        </w:rPr>
+        <w:t xml:space="preserve">. Это избавит от необходимости старых компонентов явно работать с </w:t>
+      </w:r>
+      <w:r>
+        <w:rPr>
+          <w:lang w:val="en-US"/>
+        </w:rPr>
+        <w:t>Kafka</w:t>
+      </w:r>
+      <w:r>
+        <w:rPr>
+          <w:lang w:val="ru-RU"/>
+        </w:rPr>
+        <w:t xml:space="preserve">, </w:t>
+      </w:r>
+      <w:r>
+        <w:rPr>
+          <w:lang w:val="ru-RU"/>
+        </w:rPr>
+        <w:t>но позволит реплицировать некоторые данные для снижения задержки выполнения запросов.</w:t>
       </w:r>
     </w:p>
     <w:p>
@@ -2550,8 +2983,8 @@
           <w:szCs w:val="26"/>
         </w:rPr>
       </w:pPr>
-      <w:bookmarkStart w:id="6" w:name="_bjrr7veeh80c" w:colFirst="0" w:colLast="0"/>
-      <w:bookmarkEnd w:id="6"/>
+      <w:bookmarkStart w:id="7" w:name="_bjrr7veeh80c" w:colFirst="0" w:colLast="0"/>
+      <w:bookmarkEnd w:id="7"/>
       <w:r>
         <w:rPr>
           <w:b/>
@@ -2565,41 +2998,35 @@
     <w:p>
       <w:pPr>
         <w:rPr>
-          <w:strike/>
-          <w:lang w:val="ru-RU"/>
-        </w:rPr>
-      </w:pPr>
-      <w:r>
-        <w:rPr>
-          <w:strike/>
+          <w:lang w:val="ru-RU"/>
+        </w:rPr>
+      </w:pPr>
+      <w:r>
+        <w:rPr>
           <w:lang w:val="ru-RU"/>
         </w:rPr>
         <w:t xml:space="preserve">В качестве альтернативного решения можно было бы отказаться от брокера сообщений </w:t>
       </w:r>
       <w:r>
         <w:rPr>
-          <w:strike/>
           <w:lang w:val="en-US"/>
         </w:rPr>
         <w:t>Apache</w:t>
       </w:r>
       <w:r>
         <w:rPr>
-          <w:strike/>
           <w:lang w:val="ru-RU"/>
         </w:rPr>
         <w:t xml:space="preserve"> </w:t>
       </w:r>
       <w:r>
         <w:rPr>
-          <w:strike/>
           <w:lang w:val="en-US"/>
         </w:rPr>
         <w:t>Kafka</w:t>
       </w:r>
       <w:r>
         <w:rPr>
-          <w:strike/>
           <w:lang w:val="ru-RU"/>
         </w:rPr>
         <w:t xml:space="preserve"> и передавать новые заявки напрямую из интернет-банка в новый микросервис, а из нового микросервиса подтвержденные заявки передавать в БД АБС.</w:t>
@@ -2636,7 +3063,6 @@
         <w:rPr>
           <w:lang w:val="ru-RU"/>
         </w:rPr>
-        <w:lastRenderedPageBreak/>
         <w:t xml:space="preserve">Наиболее существенное ограничение связано с накоплением больших очередей сообщений в брокере сообщений </w:t>
       </w:r>
       <w:r>
@@ -2742,6 +3168,64 @@
 </w:document>
 </file>
 
+<file path=word/comments.xml><?xml version="1.0" encoding="utf-8"?>
+<w:comments xmlns:wpc="http://schemas.microsoft.com/office/word/2010/wordprocessingCanvas" xmlns:cx="http://schemas.microsoft.com/office/drawing/2014/chartex" xmlns:cx1="http://schemas.microsoft.com/office/drawing/2015/9/8/chartex" xmlns:cx2="http://schemas.microsoft.com/office/drawing/2015/10/21/chartex" xmlns:cx3="http://schemas.microsoft.com/office/drawing/2016/5/9/chartex" xmlns:cx4="http://schemas.microsoft.com/office/drawing/2016/5/10/chartex" xmlns:cx5="http://schemas.microsoft.com/office/drawing/2016/5/11/chartex" xmlns:cx6="http://schemas.microsoft.com/office/drawing/2016/5/12/chartex" xmlns:cx7="http://schemas.microsoft.com/office/drawing/2016/5/13/chartex" xmlns:cx8="http://schemas.microsoft.com/office/drawing/2016/5/14/chartex" xmlns:mc="http://schemas.openxmlformats.org/markup-compatibility/2006" xmlns:aink="http://schemas.microsoft.com/office/drawing/2016/ink" xmlns:am3d="http://schemas.microsoft.com/office/drawing/2017/model3d" xmlns:o="urn:schemas-microsoft-com:office:office" xmlns:r="http://schemas.openxmlformats.org/officeDocument/2006/relationships" xmlns:m="http://schemas.openxmlformats.org/officeDocument/2006/math" xmlns:v="urn:schemas-microsoft-com:vml" xmlns:wp14="http://schemas.microsoft.com/office/word/2010/wordprocessingDrawing" xmlns:wp="http://schemas.openxmlformats.org/drawingml/2006/wordprocessingDrawing" xmlns:w10="urn:schemas-microsoft-com:office:word" xmlns:w="http://schemas.openxmlformats.org/wordprocessingml/2006/main" xmlns:w14="http://schemas.microsoft.com/office/word/2010/wordml" xmlns:w15="http://schemas.microsoft.com/office/word/2012/wordml" xmlns:w16cex="http://schemas.microsoft.com/office/word/2018/wordml/cex" xmlns:w16cid="http://schemas.microsoft.com/office/word/2016/wordml/cid" xmlns:w16="http://schemas.microsoft.com/office/word/2018/wordml" xmlns:w16sdtdh="http://schemas.microsoft.com/office/word/2020/wordml/sdtdatahash" xmlns:w16se="http://schemas.microsoft.com/office/word/2015/wordml/symex" xmlns:wpg="http://schemas.microsoft.com/office/word/2010/wordprocessingGroup" xmlns:wpi="http://schemas.microsoft.com/office/word/2010/wordprocessingInk" xmlns:wne="http://schemas.microsoft.com/office/word/2006/wordml" xmlns:wps="http://schemas.microsoft.com/office/word/2010/wordprocessingShape" mc:Ignorable="w14 w15 w16se w16cid w16 w16cex w16sdtdh wp14">
+  <w:comment w:id="1" w:author="Profatilov Aleksey" w:date="2025-01-29T12:23:00Z" w:initials="PA">
+    <w:p>
+      <w:pPr>
+        <w:pStyle w:val="CommentText"/>
+        <w:rPr>
+          <w:lang w:val="ru-RU"/>
+        </w:rPr>
+      </w:pPr>
+      <w:r>
+        <w:rPr>
+          <w:rStyle w:val="CommentReference"/>
+        </w:rPr>
+        <w:annotationRef/>
+      </w:r>
+      <w:r>
+        <w:rPr>
+          <w:lang w:val="ru-RU"/>
+        </w:rPr>
+        <w:t xml:space="preserve">Примечание! Изменения в документе выделены </w:t>
+      </w:r>
+      <w:r>
+        <w:rPr>
+          <w:shd w:val="clear" w:color="auto" w:fill="FDE9D9" w:themeFill="accent6" w:themeFillTint="33"/>
+          <w:lang w:val="ru-RU"/>
+        </w:rPr>
+        <w:t>персиковым цветом</w:t>
+      </w:r>
+      <w:r>
+        <w:rPr>
+          <w:lang w:val="ru-RU"/>
+        </w:rPr>
+        <w:t>.</w:t>
+      </w:r>
+    </w:p>
+  </w:comment>
+</w:comments>
+</file>
+
+<file path=word/commentsExtended.xml><?xml version="1.0" encoding="utf-8"?>
+<w15:commentsEx xmlns:wpc="http://schemas.microsoft.com/office/word/2010/wordprocessingCanvas" xmlns:cx="http://schemas.microsoft.com/office/drawing/2014/chartex" xmlns:cx1="http://schemas.microsoft.com/office/drawing/2015/9/8/chartex" xmlns:cx2="http://schemas.microsoft.com/office/drawing/2015/10/21/chartex" xmlns:cx3="http://schemas.microsoft.com/office/drawing/2016/5/9/chartex" xmlns:cx4="http://schemas.microsoft.com/office/drawing/2016/5/10/chartex" xmlns:cx5="http://schemas.microsoft.com/office/drawing/2016/5/11/chartex" xmlns:cx6="http://schemas.microsoft.com/office/drawing/2016/5/12/chartex" xmlns:cx7="http://schemas.microsoft.com/office/drawing/2016/5/13/chartex" xmlns:cx8="http://schemas.microsoft.com/office/drawing/2016/5/14/chartex" xmlns:mc="http://schemas.openxmlformats.org/markup-compatibility/2006" xmlns:aink="http://schemas.microsoft.com/office/drawing/2016/ink" xmlns:am3d="http://schemas.microsoft.com/office/drawing/2017/model3d" xmlns:o="urn:schemas-microsoft-com:office:office" xmlns:r="http://schemas.openxmlformats.org/officeDocument/2006/relationships" xmlns:m="http://schemas.openxmlformats.org/officeDocument/2006/math" xmlns:v="urn:schemas-microsoft-com:vml" xmlns:wp14="http://schemas.microsoft.com/office/word/2010/wordprocessingDrawing" xmlns:wp="http://schemas.openxmlformats.org/drawingml/2006/wordprocessingDrawing" xmlns:w10="urn:schemas-microsoft-com:office:word" xmlns:w="http://schemas.openxmlformats.org/wordprocessingml/2006/main" xmlns:w14="http://schemas.microsoft.com/office/word/2010/wordml" xmlns:w15="http://schemas.microsoft.com/office/word/2012/wordml" xmlns:w16cex="http://schemas.microsoft.com/office/word/2018/wordml/cex" xmlns:w16cid="http://schemas.microsoft.com/office/word/2016/wordml/cid" xmlns:w16="http://schemas.microsoft.com/office/word/2018/wordml" xmlns:w16sdtdh="http://schemas.microsoft.com/office/word/2020/wordml/sdtdatahash" xmlns:w16se="http://schemas.microsoft.com/office/word/2015/wordml/symex" xmlns:wpg="http://schemas.microsoft.com/office/word/2010/wordprocessingGroup" xmlns:wpi="http://schemas.microsoft.com/office/word/2010/wordprocessingInk" xmlns:wne="http://schemas.microsoft.com/office/word/2006/wordml" xmlns:wps="http://schemas.microsoft.com/office/word/2010/wordprocessingShape" mc:Ignorable="w14 w15 w16se w16cid w16 w16cex w16sdtdh wp14">
+  <w15:commentEx w15:paraId="2C16EB66" w15:done="0"/>
+</w15:commentsEx>
+</file>
+
+<file path=word/commentsExtensible.xml><?xml version="1.0" encoding="utf-8"?>
+<w16cex:commentsExtensible xmlns:wpc="http://schemas.microsoft.com/office/word/2010/wordprocessingCanvas" xmlns:cx="http://schemas.microsoft.com/office/drawing/2014/chartex" xmlns:cx1="http://schemas.microsoft.com/office/drawing/2015/9/8/chartex" xmlns:cx2="http://schemas.microsoft.com/office/drawing/2015/10/21/chartex" xmlns:cx3="http://schemas.microsoft.com/office/drawing/2016/5/9/chartex" xmlns:cx4="http://schemas.microsoft.com/office/drawing/2016/5/10/chartex" xmlns:cx5="http://schemas.microsoft.com/office/drawing/2016/5/11/chartex" xmlns:cx6="http://schemas.microsoft.com/office/drawing/2016/5/12/chartex" xmlns:cx7="http://schemas.microsoft.com/office/drawing/2016/5/13/chartex" xmlns:cx8="http://schemas.microsoft.com/office/drawing/2016/5/14/chartex" xmlns:mc="http://schemas.openxmlformats.org/markup-compatibility/2006" xmlns:aink="http://schemas.microsoft.com/office/drawing/2016/ink" xmlns:am3d="http://schemas.microsoft.com/office/drawing/2017/model3d" xmlns:o="urn:schemas-microsoft-com:office:office" xmlns:r="http://schemas.openxmlformats.org/officeDocument/2006/relationships" xmlns:m="http://schemas.openxmlformats.org/officeDocument/2006/math" xmlns:v="urn:schemas-microsoft-com:vml" xmlns:wp14="http://schemas.microsoft.com/office/word/2010/wordprocessingDrawing" xmlns:wp="http://schemas.openxmlformats.org/drawingml/2006/wordprocessingDrawing" xmlns:w10="urn:schemas-microsoft-com:office:word" xmlns:w="http://schemas.openxmlformats.org/wordprocessingml/2006/main" xmlns:w14="http://schemas.microsoft.com/office/word/2010/wordml" xmlns:w15="http://schemas.microsoft.com/office/word/2012/wordml" xmlns:w16cex="http://schemas.microsoft.com/office/word/2018/wordml/cex" xmlns:w16cid="http://schemas.microsoft.com/office/word/2016/wordml/cid" xmlns:w16="http://schemas.microsoft.com/office/word/2018/wordml" xmlns:w16sdtdh="http://schemas.microsoft.com/office/word/2020/wordml/sdtdatahash" xmlns:w16se="http://schemas.microsoft.com/office/word/2015/wordml/symex" xmlns:wpg="http://schemas.microsoft.com/office/word/2010/wordprocessingGroup" xmlns:wpi="http://schemas.microsoft.com/office/word/2010/wordprocessingInk" xmlns:wne="http://schemas.microsoft.com/office/word/2006/wordml" xmlns:wps="http://schemas.microsoft.com/office/word/2010/wordprocessingShape" mc:Ignorable="w14 w15 w16se w16cid w16 w16cex w16sdtdh wp14">
+  <w16cex:commentExtensible w16cex:durableId="2B449C55" w16cex:dateUtc="2025-01-29T09:23:00Z"/>
+</w16cex:commentsExtensible>
+</file>
+
+<file path=word/commentsIds.xml><?xml version="1.0" encoding="utf-8"?>
+<w16cid:commentsIds xmlns:wpc="http://schemas.microsoft.com/office/word/2010/wordprocessingCanvas" xmlns:cx="http://schemas.microsoft.com/office/drawing/2014/chartex" xmlns:cx1="http://schemas.microsoft.com/office/drawing/2015/9/8/chartex" xmlns:cx2="http://schemas.microsoft.com/office/drawing/2015/10/21/chartex" xmlns:cx3="http://schemas.microsoft.com/office/drawing/2016/5/9/chartex" xmlns:cx4="http://schemas.microsoft.com/office/drawing/2016/5/10/chartex" xmlns:cx5="http://schemas.microsoft.com/office/drawing/2016/5/11/chartex" xmlns:cx6="http://schemas.microsoft.com/office/drawing/2016/5/12/chartex" xmlns:cx7="http://schemas.microsoft.com/office/drawing/2016/5/13/chartex" xmlns:cx8="http://schemas.microsoft.com/office/drawing/2016/5/14/chartex" xmlns:mc="http://schemas.openxmlformats.org/markup-compatibility/2006" xmlns:aink="http://schemas.microsoft.com/office/drawing/2016/ink" xmlns:am3d="http://schemas.microsoft.com/office/drawing/2017/model3d" xmlns:o="urn:schemas-microsoft-com:office:office" xmlns:r="http://schemas.openxmlformats.org/officeDocument/2006/relationships" xmlns:m="http://schemas.openxmlformats.org/officeDocument/2006/math" xmlns:v="urn:schemas-microsoft-com:vml" xmlns:wp14="http://schemas.microsoft.com/office/word/2010/wordprocessingDrawing" xmlns:wp="http://schemas.openxmlformats.org/drawingml/2006/wordprocessingDrawing" xmlns:w10="urn:schemas-microsoft-com:office:word" xmlns:w="http://schemas.openxmlformats.org/wordprocessingml/2006/main" xmlns:w14="http://schemas.microsoft.com/office/word/2010/wordml" xmlns:w15="http://schemas.microsoft.com/office/word/2012/wordml" xmlns:w16cex="http://schemas.microsoft.com/office/word/2018/wordml/cex" xmlns:w16cid="http://schemas.microsoft.com/office/word/2016/wordml/cid" xmlns:w16="http://schemas.microsoft.com/office/word/2018/wordml" xmlns:w16sdtdh="http://schemas.microsoft.com/office/word/2020/wordml/sdtdatahash" xmlns:w16se="http://schemas.microsoft.com/office/word/2015/wordml/symex" xmlns:wpg="http://schemas.microsoft.com/office/word/2010/wordprocessingGroup" xmlns:wpi="http://schemas.microsoft.com/office/word/2010/wordprocessingInk" xmlns:wne="http://schemas.microsoft.com/office/word/2006/wordml" xmlns:wps="http://schemas.microsoft.com/office/word/2010/wordprocessingShape" mc:Ignorable="w14 w15 w16se w16cid w16 w16cex w16sdtdh wp14">
+  <w16cid:commentId w16cid:paraId="2C16EB66" w16cid:durableId="2B449C55"/>
+</w16cid:commentsIds>
+</file>
+
 <file path=word/numbering.xml><?xml version="1.0" encoding="utf-8"?>
 <w:numbering xmlns:wpc="http://schemas.microsoft.com/office/word/2010/wordprocessingCanvas" xmlns:cx="http://schemas.microsoft.com/office/drawing/2014/chartex" xmlns:cx1="http://schemas.microsoft.com/office/drawing/2015/9/8/chartex" xmlns:cx2="http://schemas.microsoft.com/office/drawing/2015/10/21/chartex" xmlns:cx3="http://schemas.microsoft.com/office/drawing/2016/5/9/chartex" xmlns:cx4="http://schemas.microsoft.com/office/drawing/2016/5/10/chartex" xmlns:cx5="http://schemas.microsoft.com/office/drawing/2016/5/11/chartex" xmlns:cx6="http://schemas.microsoft.com/office/drawing/2016/5/12/chartex" xmlns:cx7="http://schemas.microsoft.com/office/drawing/2016/5/13/chartex" xmlns:cx8="http://schemas.microsoft.com/office/drawing/2016/5/14/chartex" xmlns:mc="http://schemas.openxmlformats.org/markup-compatibility/2006" xmlns:aink="http://schemas.microsoft.com/office/drawing/2016/ink" xmlns:am3d="http://schemas.microsoft.com/office/drawing/2017/model3d" xmlns:o="urn:schemas-microsoft-com:office:office" xmlns:r="http://schemas.openxmlformats.org/officeDocument/2006/relationships" xmlns:m="http://schemas.openxmlformats.org/officeDocument/2006/math" xmlns:v="urn:schemas-microsoft-com:vml" xmlns:wp14="http://schemas.microsoft.com/office/word/2010/wordprocessingDrawing" xmlns:wp="http://schemas.openxmlformats.org/drawingml/2006/wordprocessingDrawing" xmlns:w10="urn:schemas-microsoft-com:office:word" xmlns:w="http://schemas.openxmlformats.org/wordprocessingml/2006/main" xmlns:w14="http://schemas.microsoft.com/office/word/2010/wordml" xmlns:w15="http://schemas.microsoft.com/office/word/2012/wordml" xmlns:w16cex="http://schemas.microsoft.com/office/word/2018/wordml/cex" xmlns:w16cid="http://schemas.microsoft.com/office/word/2016/wordml/cid" xmlns:w16="http://schemas.microsoft.com/office/word/2018/wordml" xmlns:w16sdtdh="http://schemas.microsoft.com/office/word/2020/wordml/sdtdatahash" xmlns:w16se="http://schemas.microsoft.com/office/word/2015/wordml/symex" xmlns:wpg="http://schemas.microsoft.com/office/word/2010/wordprocessingGroup" xmlns:wpi="http://schemas.microsoft.com/office/word/2010/wordprocessingInk" xmlns:wne="http://schemas.microsoft.com/office/word/2006/wordml" xmlns:wps="http://schemas.microsoft.com/office/word/2010/wordprocessingShape" mc:Ignorable="w14 w15 w16se w16cid w16 w16cex w16sdtdh wp14">
   <w:abstractNum w:abstractNumId="0" w15:restartNumberingAfterBreak="0">
@@ -3101,6 +3585,95 @@
     </w:lvl>
   </w:abstractNum>
   <w:abstractNum w:abstractNumId="4" w15:restartNumberingAfterBreak="0">
+    <w:nsid w:val="722127C8"/>
+    <w:multiLevelType w:val="hybridMultilevel"/>
+    <w:tmpl w:val="7390FB28"/>
+    <w:lvl w:ilvl="0" w:tplc="0419000F">
+      <w:start w:val="1"/>
+      <w:numFmt w:val="decimal"/>
+      <w:lvlText w:val="%1."/>
+      <w:lvlJc w:val="left"/>
+      <w:pPr>
+        <w:ind w:left="720" w:hanging="360"/>
+      </w:pPr>
+      <w:rPr>
+        <w:rFonts w:hint="default"/>
+      </w:rPr>
+    </w:lvl>
+    <w:lvl w:ilvl="1" w:tplc="04190019" w:tentative="1">
+      <w:start w:val="1"/>
+      <w:numFmt w:val="lowerLetter"/>
+      <w:lvlText w:val="%2."/>
+      <w:lvlJc w:val="left"/>
+      <w:pPr>
+        <w:ind w:left="1440" w:hanging="360"/>
+      </w:pPr>
+    </w:lvl>
+    <w:lvl w:ilvl="2" w:tplc="0419001B" w:tentative="1">
+      <w:start w:val="1"/>
+      <w:numFmt w:val="lowerRoman"/>
+      <w:lvlText w:val="%3."/>
+      <w:lvlJc w:val="right"/>
+      <w:pPr>
+        <w:ind w:left="2160" w:hanging="180"/>
+      </w:pPr>
+    </w:lvl>
+    <w:lvl w:ilvl="3" w:tplc="0419000F" w:tentative="1">
+      <w:start w:val="1"/>
+      <w:numFmt w:val="decimal"/>
+      <w:lvlText w:val="%4."/>
+      <w:lvlJc w:val="left"/>
+      <w:pPr>
+        <w:ind w:left="2880" w:hanging="360"/>
+      </w:pPr>
+    </w:lvl>
+    <w:lvl w:ilvl="4" w:tplc="04190019" w:tentative="1">
+      <w:start w:val="1"/>
+      <w:numFmt w:val="lowerLetter"/>
+      <w:lvlText w:val="%5."/>
+      <w:lvlJc w:val="left"/>
+      <w:pPr>
+        <w:ind w:left="3600" w:hanging="360"/>
+      </w:pPr>
+    </w:lvl>
+    <w:lvl w:ilvl="5" w:tplc="0419001B" w:tentative="1">
+      <w:start w:val="1"/>
+      <w:numFmt w:val="lowerRoman"/>
+      <w:lvlText w:val="%6."/>
+      <w:lvlJc w:val="right"/>
+      <w:pPr>
+        <w:ind w:left="4320" w:hanging="180"/>
+      </w:pPr>
+    </w:lvl>
+    <w:lvl w:ilvl="6" w:tplc="0419000F" w:tentative="1">
+      <w:start w:val="1"/>
+      <w:numFmt w:val="decimal"/>
+      <w:lvlText w:val="%7."/>
+      <w:lvlJc w:val="left"/>
+      <w:pPr>
+        <w:ind w:left="5040" w:hanging="360"/>
+      </w:pPr>
+    </w:lvl>
+    <w:lvl w:ilvl="7" w:tplc="04190019" w:tentative="1">
+      <w:start w:val="1"/>
+      <w:numFmt w:val="lowerLetter"/>
+      <w:lvlText w:val="%8."/>
+      <w:lvlJc w:val="left"/>
+      <w:pPr>
+        <w:ind w:left="5760" w:hanging="360"/>
+      </w:pPr>
+    </w:lvl>
+    <w:lvl w:ilvl="8" w:tplc="0419001B" w:tentative="1">
+      <w:start w:val="1"/>
+      <w:numFmt w:val="lowerRoman"/>
+      <w:lvlText w:val="%9."/>
+      <w:lvlJc w:val="right"/>
+      <w:pPr>
+        <w:ind w:left="6480" w:hanging="180"/>
+      </w:pPr>
+    </w:lvl>
+  </w:abstractNum>
+  <w:abstractNum w:abstractNumId="5" w15:restartNumberingAfterBreak="0">
     <w:nsid w:val="7E794964"/>
     <w:multiLevelType w:val="hybridMultilevel"/>
     <w:tmpl w:val="3CBC5BB4"/>
@@ -3202,9 +3775,20 @@
     <w:abstractNumId w:val="1"/>
   </w:num>
   <w:num w:numId="5">
+    <w:abstractNumId w:val="5"/>
+  </w:num>
+  <w:num w:numId="6">
     <w:abstractNumId w:val="4"/>
   </w:num>
 </w:numbering>
+</file>
+
+<file path=word/people.xml><?xml version="1.0" encoding="utf-8"?>
+<w15:people xmlns:wpc="http://schemas.microsoft.com/office/word/2010/wordprocessingCanvas" xmlns:cx="http://schemas.microsoft.com/office/drawing/2014/chartex" xmlns:cx1="http://schemas.microsoft.com/office/drawing/2015/9/8/chartex" xmlns:cx2="http://schemas.microsoft.com/office/drawing/2015/10/21/chartex" xmlns:cx3="http://schemas.microsoft.com/office/drawing/2016/5/9/chartex" xmlns:cx4="http://schemas.microsoft.com/office/drawing/2016/5/10/chartex" xmlns:cx5="http://schemas.microsoft.com/office/drawing/2016/5/11/chartex" xmlns:cx6="http://schemas.microsoft.com/office/drawing/2016/5/12/chartex" xmlns:cx7="http://schemas.microsoft.com/office/drawing/2016/5/13/chartex" xmlns:cx8="http://schemas.microsoft.com/office/drawing/2016/5/14/chartex" xmlns:mc="http://schemas.openxmlformats.org/markup-compatibility/2006" xmlns:aink="http://schemas.microsoft.com/office/drawing/2016/ink" xmlns:am3d="http://schemas.microsoft.com/office/drawing/2017/model3d" xmlns:o="urn:schemas-microsoft-com:office:office" xmlns:r="http://schemas.openxmlformats.org/officeDocument/2006/relationships" xmlns:m="http://schemas.openxmlformats.org/officeDocument/2006/math" xmlns:v="urn:schemas-microsoft-com:vml" xmlns:wp14="http://schemas.microsoft.com/office/word/2010/wordprocessingDrawing" xmlns:wp="http://schemas.openxmlformats.org/drawingml/2006/wordprocessingDrawing" xmlns:w10="urn:schemas-microsoft-com:office:word" xmlns:w="http://schemas.openxmlformats.org/wordprocessingml/2006/main" xmlns:w14="http://schemas.microsoft.com/office/word/2010/wordml" xmlns:w15="http://schemas.microsoft.com/office/word/2012/wordml" xmlns:w16cex="http://schemas.microsoft.com/office/word/2018/wordml/cex" xmlns:w16cid="http://schemas.microsoft.com/office/word/2016/wordml/cid" xmlns:w16="http://schemas.microsoft.com/office/word/2018/wordml" xmlns:w16sdtdh="http://schemas.microsoft.com/office/word/2020/wordml/sdtdatahash" xmlns:w16se="http://schemas.microsoft.com/office/word/2015/wordml/symex" xmlns:wpg="http://schemas.microsoft.com/office/word/2010/wordprocessingGroup" xmlns:wpi="http://schemas.microsoft.com/office/word/2010/wordprocessingInk" xmlns:wne="http://schemas.microsoft.com/office/word/2006/wordml" xmlns:wps="http://schemas.microsoft.com/office/word/2010/wordprocessingShape" mc:Ignorable="w14 w15 w16se w16cid w16 w16cex w16sdtdh wp14">
+  <w15:person w15:author="Profatilov Aleksey">
+    <w15:presenceInfo w15:providerId="Windows Live" w15:userId="e709ec1e4d2357a0"/>
+  </w15:person>
+</w15:people>
 </file>
 
 <file path=word/styles.xml><?xml version="1.0" encoding="utf-8"?>
@@ -3844,6 +4428,74 @@
       <w:contextualSpacing/>
     </w:pPr>
   </w:style>
+  <w:style w:type="character" w:styleId="CommentReference">
+    <w:name w:val="annotation reference"/>
+    <w:basedOn w:val="DefaultParagraphFont"/>
+    <w:uiPriority w:val="99"/>
+    <w:semiHidden/>
+    <w:unhideWhenUsed/>
+    <w:rsid w:val="005314C8"/>
+    <w:rPr>
+      <w:sz w:val="16"/>
+      <w:szCs w:val="16"/>
+    </w:rPr>
+  </w:style>
+  <w:style w:type="paragraph" w:styleId="CommentText">
+    <w:name w:val="annotation text"/>
+    <w:basedOn w:val="Normal"/>
+    <w:link w:val="CommentTextChar"/>
+    <w:uiPriority w:val="99"/>
+    <w:semiHidden/>
+    <w:unhideWhenUsed/>
+    <w:rsid w:val="005314C8"/>
+    <w:pPr>
+      <w:spacing w:line="240" w:lineRule="auto"/>
+    </w:pPr>
+    <w:rPr>
+      <w:sz w:val="20"/>
+      <w:szCs w:val="20"/>
+    </w:rPr>
+  </w:style>
+  <w:style w:type="character" w:customStyle="1" w:styleId="CommentTextChar">
+    <w:name w:val="Comment Text Char"/>
+    <w:basedOn w:val="DefaultParagraphFont"/>
+    <w:link w:val="CommentText"/>
+    <w:uiPriority w:val="99"/>
+    <w:semiHidden/>
+    <w:rsid w:val="005314C8"/>
+    <w:rPr>
+      <w:sz w:val="20"/>
+      <w:szCs w:val="20"/>
+    </w:rPr>
+  </w:style>
+  <w:style w:type="paragraph" w:styleId="CommentSubject">
+    <w:name w:val="annotation subject"/>
+    <w:basedOn w:val="CommentText"/>
+    <w:next w:val="CommentText"/>
+    <w:link w:val="CommentSubjectChar"/>
+    <w:uiPriority w:val="99"/>
+    <w:semiHidden/>
+    <w:unhideWhenUsed/>
+    <w:rsid w:val="005314C8"/>
+    <w:rPr>
+      <w:b/>
+      <w:bCs/>
+    </w:rPr>
+  </w:style>
+  <w:style w:type="character" w:customStyle="1" w:styleId="CommentSubjectChar">
+    <w:name w:val="Comment Subject Char"/>
+    <w:basedOn w:val="CommentTextChar"/>
+    <w:link w:val="CommentSubject"/>
+    <w:uiPriority w:val="99"/>
+    <w:semiHidden/>
+    <w:rsid w:val="005314C8"/>
+    <w:rPr>
+      <w:b/>
+      <w:bCs/>
+      <w:sz w:val="20"/>
+      <w:szCs w:val="20"/>
+    </w:rPr>
+  </w:style>
 </w:styles>
 </file>
 
